--- a/MuseScore/薩摩琵琶/三光.docx
+++ b/MuseScore/薩摩琵琶/三光.docx
@@ -54,595 +54,639 @@
           <w:sz w:val="24"/>
           <w:szCs w:val="24"/>
         </w:rPr>
-        <w:t xml:space="preserve">　作曲・編曲：</w:t>
-      </w:r>
-      <w:r>
-        <w:rPr>
-          <w:rFonts w:asciiTheme="majorHAnsi" w:eastAsiaTheme="majorHAnsi" w:hAnsiTheme="majorHAnsi"/>
+        <w:t xml:space="preserve">　</w:t>
+      </w:r>
+      <w:r>
+        <w:rPr>
+          <w:rFonts w:asciiTheme="majorHAnsi" w:eastAsiaTheme="majorHAnsi" w:hAnsiTheme="majorHAnsi" w:hint="eastAsia"/>
           <w:b/>
           <w:bCs/>
           <w:sz w:val="24"/>
           <w:szCs w:val="24"/>
         </w:rPr>
-        <w:t>大和龍弦</w:t>
-      </w:r>
-    </w:p>
-    <w:p>
-      <w:pPr>
-        <w:spacing w:line="0" w:lineRule="atLeast"/>
-        <w:rPr>
-          <w:rFonts w:asciiTheme="majorHAnsi" w:eastAsiaTheme="majorHAnsi" w:hAnsiTheme="majorHAnsi" w:hint="eastAsia"/>
+        <w:t>作詞・作曲</w:t>
+      </w:r>
+      <w:r>
+        <w:rPr>
+          <w:rFonts w:asciiTheme="majorHAnsi" w:eastAsiaTheme="majorHAnsi" w:hAnsiTheme="majorHAnsi" w:hint="eastAsia"/>
+          <w:b/>
+          <w:bCs/>
           <w:sz w:val="24"/>
           <w:szCs w:val="24"/>
         </w:rPr>
-      </w:pPr>
-    </w:p>
-    <w:p>
-      <w:pPr>
-        <w:spacing w:line="0" w:lineRule="atLeast"/>
-        <w:jc w:val="left"/>
-        <w:rPr>
-          <w:rFonts w:asciiTheme="majorHAnsi" w:eastAsiaTheme="majorHAnsi" w:hAnsiTheme="majorHAnsi"/>
-          <w:sz w:val="28"/>
-          <w:szCs w:val="28"/>
-        </w:rPr>
-      </w:pPr>
-      <w:r>
-        <w:rPr>
-          <w:rFonts w:asciiTheme="majorHAnsi" w:eastAsiaTheme="majorHAnsi" w:hAnsiTheme="majorHAnsi" w:hint="eastAsia"/>
-          <w:sz w:val="28"/>
-          <w:szCs w:val="28"/>
-        </w:rPr>
-        <w:t>かしこみかしこみ称えける</w:t>
-      </w:r>
-    </w:p>
-    <w:p>
-      <w:pPr>
-        <w:spacing w:line="0" w:lineRule="atLeast"/>
-        <w:jc w:val="left"/>
-        <w:rPr>
-          <w:rFonts w:asciiTheme="majorHAnsi" w:eastAsiaTheme="majorHAnsi" w:hAnsiTheme="majorHAnsi"/>
-          <w:sz w:val="28"/>
-          <w:szCs w:val="28"/>
-        </w:rPr>
-      </w:pPr>
-      <w:r>
-        <w:rPr>
-          <w:rFonts w:asciiTheme="majorHAnsi" w:eastAsiaTheme="majorHAnsi" w:hAnsiTheme="majorHAnsi" w:hint="eastAsia"/>
-          <w:sz w:val="28"/>
-          <w:szCs w:val="28"/>
-        </w:rPr>
-        <w:t>この世を照らす三光に</w:t>
-      </w:r>
-    </w:p>
-    <w:p>
-      <w:pPr>
-        <w:spacing w:line="0" w:lineRule="atLeast"/>
-        <w:jc w:val="left"/>
-        <w:rPr>
-          <w:rFonts w:asciiTheme="majorHAnsi" w:eastAsiaTheme="majorHAnsi" w:hAnsiTheme="majorHAnsi"/>
-          <w:sz w:val="28"/>
-          <w:szCs w:val="28"/>
-        </w:rPr>
-      </w:pPr>
-      <w:r>
-        <w:rPr>
-          <w:rFonts w:asciiTheme="majorHAnsi" w:eastAsiaTheme="majorHAnsi" w:hAnsiTheme="majorHAnsi" w:hint="eastAsia"/>
-          <w:sz w:val="28"/>
-          <w:szCs w:val="28"/>
-        </w:rPr>
-        <w:t>感恩戴徳を奉らん</w:t>
-      </w:r>
-    </w:p>
-    <w:p>
-      <w:pPr>
-        <w:spacing w:line="0" w:lineRule="atLeast"/>
-        <w:jc w:val="left"/>
-        <w:rPr>
-          <w:rFonts w:asciiTheme="majorHAnsi" w:eastAsiaTheme="majorHAnsi" w:hAnsiTheme="majorHAnsi"/>
-          <w:sz w:val="28"/>
-          <w:szCs w:val="28"/>
-        </w:rPr>
-      </w:pPr>
-    </w:p>
-    <w:p>
-      <w:pPr>
-        <w:spacing w:line="0" w:lineRule="atLeast"/>
-        <w:jc w:val="left"/>
-        <w:rPr>
-          <w:rFonts w:asciiTheme="majorHAnsi" w:eastAsiaTheme="majorHAnsi" w:hAnsiTheme="majorHAnsi"/>
-          <w:sz w:val="28"/>
-          <w:szCs w:val="28"/>
-        </w:rPr>
-      </w:pPr>
-      <w:r>
-        <w:rPr>
-          <w:rFonts w:asciiTheme="majorHAnsi" w:eastAsiaTheme="majorHAnsi" w:hAnsiTheme="majorHAnsi" w:hint="eastAsia"/>
-          <w:sz w:val="28"/>
-          <w:szCs w:val="28"/>
-        </w:rPr>
-        <w:t xml:space="preserve">ひとつ自然の御恵みは　</w:t>
-      </w:r>
-    </w:p>
-    <w:p>
-      <w:pPr>
-        <w:spacing w:line="0" w:lineRule="atLeast"/>
-        <w:jc w:val="left"/>
-        <w:rPr>
-          <w:rFonts w:asciiTheme="majorHAnsi" w:eastAsiaTheme="majorHAnsi" w:hAnsiTheme="majorHAnsi"/>
-          <w:sz w:val="28"/>
-          <w:szCs w:val="28"/>
-        </w:rPr>
-      </w:pPr>
-      <w:r>
-        <w:rPr>
-          <w:rFonts w:asciiTheme="majorHAnsi" w:eastAsiaTheme="majorHAnsi" w:hAnsiTheme="majorHAnsi" w:hint="eastAsia"/>
-          <w:sz w:val="28"/>
-          <w:szCs w:val="28"/>
-        </w:rPr>
-        <w:t>山川草木息づき</w:t>
-      </w:r>
-      <w:proofErr w:type="gramStart"/>
-      <w:r>
-        <w:rPr>
-          <w:rFonts w:asciiTheme="majorHAnsi" w:eastAsiaTheme="majorHAnsi" w:hAnsiTheme="majorHAnsi" w:hint="eastAsia"/>
-          <w:sz w:val="28"/>
-          <w:szCs w:val="28"/>
-        </w:rPr>
-        <w:t>て</w:t>
-      </w:r>
-      <w:proofErr w:type="gramEnd"/>
-      <w:r>
-        <w:rPr>
-          <w:rFonts w:asciiTheme="majorHAnsi" w:eastAsiaTheme="majorHAnsi" w:hAnsiTheme="majorHAnsi" w:hint="eastAsia"/>
-          <w:sz w:val="28"/>
-          <w:szCs w:val="28"/>
-        </w:rPr>
-        <w:t xml:space="preserve">　</w:t>
-      </w:r>
-    </w:p>
-    <w:p>
-      <w:pPr>
-        <w:spacing w:line="0" w:lineRule="atLeast"/>
-        <w:jc w:val="left"/>
-        <w:rPr>
-          <w:rFonts w:asciiTheme="majorHAnsi" w:eastAsiaTheme="majorHAnsi" w:hAnsiTheme="majorHAnsi"/>
-          <w:sz w:val="28"/>
-          <w:szCs w:val="28"/>
-        </w:rPr>
-      </w:pPr>
-      <w:r>
-        <w:rPr>
-          <w:rFonts w:asciiTheme="majorHAnsi" w:eastAsiaTheme="majorHAnsi" w:hAnsiTheme="majorHAnsi" w:hint="eastAsia"/>
-          <w:sz w:val="28"/>
-          <w:szCs w:val="28"/>
-        </w:rPr>
-        <w:t xml:space="preserve">日輪昇り月満ちて　</w:t>
-      </w:r>
-    </w:p>
-    <w:p>
-      <w:pPr>
-        <w:spacing w:line="0" w:lineRule="atLeast"/>
-        <w:jc w:val="left"/>
-        <w:rPr>
-          <w:rFonts w:asciiTheme="majorHAnsi" w:eastAsiaTheme="majorHAnsi" w:hAnsiTheme="majorHAnsi"/>
-          <w:sz w:val="28"/>
-          <w:szCs w:val="28"/>
-        </w:rPr>
-      </w:pPr>
-      <w:r>
-        <w:rPr>
-          <w:rFonts w:asciiTheme="majorHAnsi" w:eastAsiaTheme="majorHAnsi" w:hAnsiTheme="majorHAnsi" w:hint="eastAsia"/>
-          <w:sz w:val="28"/>
-          <w:szCs w:val="28"/>
-        </w:rPr>
-        <w:t>八百万の神宿りたり</w:t>
-      </w:r>
-    </w:p>
-    <w:p>
-      <w:pPr>
-        <w:spacing w:line="0" w:lineRule="atLeast"/>
-        <w:jc w:val="left"/>
-        <w:rPr>
-          <w:rFonts w:asciiTheme="majorHAnsi" w:eastAsiaTheme="majorHAnsi" w:hAnsiTheme="majorHAnsi"/>
-          <w:sz w:val="28"/>
-          <w:szCs w:val="28"/>
-        </w:rPr>
-      </w:pPr>
-    </w:p>
-    <w:p>
-      <w:pPr>
-        <w:spacing w:line="0" w:lineRule="atLeast"/>
-        <w:jc w:val="left"/>
-        <w:rPr>
-          <w:rFonts w:asciiTheme="majorHAnsi" w:eastAsiaTheme="majorHAnsi" w:hAnsiTheme="majorHAnsi"/>
-          <w:sz w:val="28"/>
-          <w:szCs w:val="28"/>
-        </w:rPr>
-      </w:pPr>
-      <w:r>
-        <w:rPr>
-          <w:rFonts w:asciiTheme="majorHAnsi" w:eastAsiaTheme="majorHAnsi" w:hAnsiTheme="majorHAnsi" w:hint="eastAsia"/>
-          <w:sz w:val="28"/>
-          <w:szCs w:val="28"/>
-        </w:rPr>
-        <w:t>ひとつ知恵の御恵みは</w:t>
-      </w:r>
-    </w:p>
-    <w:p>
-      <w:pPr>
-        <w:spacing w:line="0" w:lineRule="atLeast"/>
-        <w:jc w:val="left"/>
-        <w:rPr>
-          <w:rFonts w:asciiTheme="majorHAnsi" w:eastAsiaTheme="majorHAnsi" w:hAnsiTheme="majorHAnsi"/>
-          <w:sz w:val="28"/>
-          <w:szCs w:val="28"/>
-        </w:rPr>
-      </w:pPr>
-      <w:r>
-        <w:rPr>
-          <w:rFonts w:asciiTheme="majorHAnsi" w:eastAsiaTheme="majorHAnsi" w:hAnsiTheme="majorHAnsi" w:hint="eastAsia"/>
-          <w:sz w:val="28"/>
-          <w:szCs w:val="28"/>
-        </w:rPr>
-        <w:t>火を授けたる霊妙に</w:t>
-      </w:r>
-    </w:p>
-    <w:p>
-      <w:pPr>
-        <w:spacing w:line="0" w:lineRule="atLeast"/>
-        <w:jc w:val="left"/>
-        <w:rPr>
-          <w:rFonts w:asciiTheme="majorHAnsi" w:eastAsiaTheme="majorHAnsi" w:hAnsiTheme="majorHAnsi"/>
-          <w:sz w:val="28"/>
-          <w:szCs w:val="28"/>
-        </w:rPr>
-      </w:pPr>
-      <w:r>
-        <w:rPr>
-          <w:rFonts w:asciiTheme="majorHAnsi" w:eastAsiaTheme="majorHAnsi" w:hAnsiTheme="majorHAnsi" w:hint="eastAsia"/>
-          <w:sz w:val="28"/>
-          <w:szCs w:val="28"/>
-        </w:rPr>
-        <w:t>言霊結び世を興し</w:t>
-      </w:r>
-    </w:p>
-    <w:p>
-      <w:pPr>
-        <w:spacing w:line="0" w:lineRule="atLeast"/>
-        <w:jc w:val="left"/>
-        <w:rPr>
-          <w:rFonts w:asciiTheme="majorHAnsi" w:eastAsiaTheme="majorHAnsi" w:hAnsiTheme="majorHAnsi"/>
-          <w:sz w:val="28"/>
-          <w:szCs w:val="28"/>
-        </w:rPr>
-      </w:pPr>
-      <w:r>
-        <w:rPr>
-          <w:rFonts w:asciiTheme="majorHAnsi" w:eastAsiaTheme="majorHAnsi" w:hAnsiTheme="majorHAnsi" w:hint="eastAsia"/>
-          <w:sz w:val="28"/>
-          <w:szCs w:val="28"/>
-        </w:rPr>
-        <w:t>理ひらく道となり</w:t>
-      </w:r>
-    </w:p>
-    <w:p>
-      <w:pPr>
-        <w:spacing w:line="0" w:lineRule="atLeast"/>
-        <w:jc w:val="left"/>
-        <w:rPr>
-          <w:rFonts w:asciiTheme="majorHAnsi" w:eastAsiaTheme="majorHAnsi" w:hAnsiTheme="majorHAnsi"/>
-          <w:sz w:val="28"/>
-          <w:szCs w:val="28"/>
-        </w:rPr>
-      </w:pPr>
-    </w:p>
-    <w:p>
-      <w:pPr>
-        <w:spacing w:line="0" w:lineRule="atLeast"/>
-        <w:jc w:val="left"/>
-        <w:rPr>
-          <w:rFonts w:asciiTheme="majorHAnsi" w:eastAsiaTheme="majorHAnsi" w:hAnsiTheme="majorHAnsi"/>
-          <w:sz w:val="28"/>
-          <w:szCs w:val="28"/>
-        </w:rPr>
-      </w:pPr>
-      <w:r>
-        <w:rPr>
-          <w:rFonts w:asciiTheme="majorHAnsi" w:eastAsiaTheme="majorHAnsi" w:hAnsiTheme="majorHAnsi" w:hint="eastAsia"/>
-          <w:sz w:val="28"/>
-          <w:szCs w:val="28"/>
-        </w:rPr>
-        <w:t>ひとつ慈悲の御恵みは</w:t>
-      </w:r>
-    </w:p>
-    <w:p>
-      <w:pPr>
-        <w:spacing w:line="0" w:lineRule="atLeast"/>
-        <w:jc w:val="left"/>
-        <w:rPr>
-          <w:rFonts w:asciiTheme="majorHAnsi" w:eastAsiaTheme="majorHAnsi" w:hAnsiTheme="majorHAnsi"/>
-          <w:sz w:val="28"/>
-          <w:szCs w:val="28"/>
-        </w:rPr>
-      </w:pPr>
-      <w:r>
-        <w:rPr>
-          <w:rFonts w:asciiTheme="majorHAnsi" w:eastAsiaTheme="majorHAnsi" w:hAnsiTheme="majorHAnsi" w:hint="eastAsia"/>
-          <w:sz w:val="28"/>
-          <w:szCs w:val="28"/>
-        </w:rPr>
-        <w:t>あわれを知り</w:t>
-      </w:r>
-      <w:proofErr w:type="gramStart"/>
-      <w:r>
-        <w:rPr>
-          <w:rFonts w:asciiTheme="majorHAnsi" w:eastAsiaTheme="majorHAnsi" w:hAnsiTheme="majorHAnsi" w:hint="eastAsia"/>
-          <w:sz w:val="28"/>
-          <w:szCs w:val="28"/>
-        </w:rPr>
-        <w:t>て</w:t>
-      </w:r>
-      <w:proofErr w:type="gramEnd"/>
-      <w:r>
-        <w:rPr>
-          <w:rFonts w:asciiTheme="majorHAnsi" w:eastAsiaTheme="majorHAnsi" w:hAnsiTheme="majorHAnsi" w:hint="eastAsia"/>
-          <w:sz w:val="28"/>
-          <w:szCs w:val="28"/>
-        </w:rPr>
-        <w:t>手をのべば</w:t>
-      </w:r>
-    </w:p>
-    <w:p>
-      <w:pPr>
-        <w:spacing w:line="0" w:lineRule="atLeast"/>
-        <w:jc w:val="left"/>
-        <w:rPr>
-          <w:rFonts w:asciiTheme="majorHAnsi" w:eastAsiaTheme="majorHAnsi" w:hAnsiTheme="majorHAnsi"/>
-          <w:sz w:val="28"/>
-          <w:szCs w:val="28"/>
-        </w:rPr>
-      </w:pPr>
-      <w:r>
-        <w:rPr>
-          <w:rFonts w:asciiTheme="majorHAnsi" w:eastAsiaTheme="majorHAnsi" w:hAnsiTheme="majorHAnsi" w:hint="eastAsia"/>
-          <w:sz w:val="28"/>
-          <w:szCs w:val="28"/>
-        </w:rPr>
-        <w:t>怨みも溶けて和らぎ</w:t>
-      </w:r>
-      <w:proofErr w:type="gramStart"/>
-      <w:r>
-        <w:rPr>
-          <w:rFonts w:asciiTheme="majorHAnsi" w:eastAsiaTheme="majorHAnsi" w:hAnsiTheme="majorHAnsi" w:hint="eastAsia"/>
-          <w:sz w:val="28"/>
-          <w:szCs w:val="28"/>
-        </w:rPr>
-        <w:t>て</w:t>
-      </w:r>
-      <w:proofErr w:type="gramEnd"/>
-    </w:p>
-    <w:p>
-      <w:pPr>
-        <w:spacing w:line="0" w:lineRule="atLeast"/>
-        <w:jc w:val="left"/>
-        <w:rPr>
-          <w:rFonts w:asciiTheme="majorHAnsi" w:eastAsiaTheme="majorHAnsi" w:hAnsiTheme="majorHAnsi"/>
-          <w:sz w:val="28"/>
-          <w:szCs w:val="28"/>
-        </w:rPr>
-      </w:pPr>
-      <w:r>
-        <w:rPr>
-          <w:rFonts w:asciiTheme="majorHAnsi" w:eastAsiaTheme="majorHAnsi" w:hAnsiTheme="majorHAnsi" w:hint="eastAsia"/>
-          <w:sz w:val="28"/>
-          <w:szCs w:val="28"/>
-        </w:rPr>
-        <w:t>御心ここに　あら</w:t>
-      </w:r>
-      <w:proofErr w:type="gramStart"/>
-      <w:r>
-        <w:rPr>
-          <w:rFonts w:asciiTheme="majorHAnsi" w:eastAsiaTheme="majorHAnsi" w:hAnsiTheme="majorHAnsi" w:hint="eastAsia"/>
-          <w:sz w:val="28"/>
-          <w:szCs w:val="28"/>
-        </w:rPr>
-        <w:t>はるる</w:t>
-      </w:r>
-      <w:proofErr w:type="gramEnd"/>
-    </w:p>
-    <w:p>
-      <w:pPr>
-        <w:spacing w:line="0" w:lineRule="atLeast"/>
-        <w:jc w:val="left"/>
-        <w:rPr>
-          <w:rFonts w:asciiTheme="majorHAnsi" w:eastAsiaTheme="majorHAnsi" w:hAnsiTheme="majorHAnsi"/>
-          <w:sz w:val="28"/>
-          <w:szCs w:val="28"/>
-        </w:rPr>
-      </w:pPr>
-    </w:p>
-    <w:p>
-      <w:pPr>
-        <w:spacing w:line="0" w:lineRule="atLeast"/>
-        <w:jc w:val="left"/>
-        <w:rPr>
-          <w:rFonts w:asciiTheme="majorHAnsi" w:eastAsiaTheme="majorHAnsi" w:hAnsiTheme="majorHAnsi"/>
-          <w:sz w:val="28"/>
-          <w:szCs w:val="28"/>
-        </w:rPr>
-      </w:pPr>
-      <w:r>
-        <w:rPr>
-          <w:rFonts w:asciiTheme="majorHAnsi" w:eastAsiaTheme="majorHAnsi" w:hAnsiTheme="majorHAnsi" w:hint="eastAsia"/>
-          <w:sz w:val="28"/>
-          <w:szCs w:val="28"/>
-        </w:rPr>
-        <w:t>自然は身を生かし</w:t>
-      </w:r>
-    </w:p>
-    <w:p>
-      <w:pPr>
-        <w:spacing w:line="0" w:lineRule="atLeast"/>
-        <w:jc w:val="left"/>
-        <w:rPr>
-          <w:rFonts w:asciiTheme="majorHAnsi" w:eastAsiaTheme="majorHAnsi" w:hAnsiTheme="majorHAnsi"/>
-          <w:sz w:val="28"/>
-          <w:szCs w:val="28"/>
-        </w:rPr>
-      </w:pPr>
-      <w:r>
-        <w:rPr>
-          <w:rFonts w:asciiTheme="majorHAnsi" w:eastAsiaTheme="majorHAnsi" w:hAnsiTheme="majorHAnsi" w:hint="eastAsia"/>
-          <w:sz w:val="28"/>
-          <w:szCs w:val="28"/>
-        </w:rPr>
-        <w:t>知恵は世を導き</w:t>
-      </w:r>
-    </w:p>
-    <w:p>
-      <w:pPr>
-        <w:spacing w:line="0" w:lineRule="atLeast"/>
-        <w:jc w:val="left"/>
-        <w:rPr>
-          <w:rFonts w:asciiTheme="majorHAnsi" w:eastAsiaTheme="majorHAnsi" w:hAnsiTheme="majorHAnsi"/>
-          <w:sz w:val="28"/>
-          <w:szCs w:val="28"/>
-        </w:rPr>
-      </w:pPr>
-      <w:r>
-        <w:rPr>
-          <w:rFonts w:asciiTheme="majorHAnsi" w:eastAsiaTheme="majorHAnsi" w:hAnsiTheme="majorHAnsi" w:hint="eastAsia"/>
-          <w:sz w:val="28"/>
-          <w:szCs w:val="28"/>
-        </w:rPr>
-        <w:t>慈悲は魂照らしたもう</w:t>
-      </w:r>
-    </w:p>
-    <w:p>
-      <w:pPr>
-        <w:spacing w:line="0" w:lineRule="atLeast"/>
-        <w:jc w:val="left"/>
-        <w:rPr>
-          <w:rFonts w:asciiTheme="majorHAnsi" w:eastAsiaTheme="majorHAnsi" w:hAnsiTheme="majorHAnsi"/>
-          <w:sz w:val="28"/>
-          <w:szCs w:val="28"/>
-        </w:rPr>
-      </w:pPr>
-      <w:r>
-        <w:rPr>
-          <w:rFonts w:asciiTheme="majorHAnsi" w:eastAsiaTheme="majorHAnsi" w:hAnsiTheme="majorHAnsi" w:hint="eastAsia"/>
-          <w:sz w:val="28"/>
-          <w:szCs w:val="28"/>
-        </w:rPr>
-        <w:t>三光ひとつに融け合い</w:t>
-      </w:r>
-      <w:proofErr w:type="gramStart"/>
-      <w:r>
-        <w:rPr>
-          <w:rFonts w:asciiTheme="majorHAnsi" w:eastAsiaTheme="majorHAnsi" w:hAnsiTheme="majorHAnsi" w:hint="eastAsia"/>
-          <w:sz w:val="28"/>
-          <w:szCs w:val="28"/>
-        </w:rPr>
-        <w:t>て</w:t>
-      </w:r>
-      <w:proofErr w:type="gramEnd"/>
-    </w:p>
-    <w:p>
-      <w:pPr>
-        <w:spacing w:line="0" w:lineRule="atLeast"/>
-        <w:jc w:val="left"/>
-        <w:rPr>
-          <w:rFonts w:asciiTheme="majorHAnsi" w:eastAsiaTheme="majorHAnsi" w:hAnsiTheme="majorHAnsi"/>
-          <w:sz w:val="28"/>
-          <w:szCs w:val="28"/>
-        </w:rPr>
-      </w:pPr>
-      <w:r>
-        <w:rPr>
-          <w:rFonts w:asciiTheme="majorHAnsi" w:eastAsiaTheme="majorHAnsi" w:hAnsiTheme="majorHAnsi" w:hint="eastAsia"/>
-          <w:sz w:val="28"/>
-          <w:szCs w:val="28"/>
-        </w:rPr>
-        <w:t>今生ここに　息づけ</w:t>
-      </w:r>
-      <w:proofErr w:type="gramStart"/>
-      <w:r>
-        <w:rPr>
-          <w:rFonts w:asciiTheme="majorHAnsi" w:eastAsiaTheme="majorHAnsi" w:hAnsiTheme="majorHAnsi" w:hint="eastAsia"/>
-          <w:sz w:val="28"/>
-          <w:szCs w:val="28"/>
-        </w:rPr>
-        <w:t>り</w:t>
-      </w:r>
-      <w:proofErr w:type="gramEnd"/>
-    </w:p>
-    <w:p>
-      <w:pPr>
-        <w:spacing w:line="0" w:lineRule="atLeast"/>
-        <w:jc w:val="left"/>
-        <w:rPr>
-          <w:rFonts w:asciiTheme="majorHAnsi" w:eastAsiaTheme="majorHAnsi" w:hAnsiTheme="majorHAnsi"/>
-          <w:sz w:val="28"/>
-          <w:szCs w:val="28"/>
-        </w:rPr>
-      </w:pPr>
-    </w:p>
-    <w:p>
-      <w:pPr>
-        <w:spacing w:line="0" w:lineRule="atLeast"/>
-        <w:jc w:val="left"/>
-        <w:rPr>
-          <w:rFonts w:asciiTheme="majorHAnsi" w:eastAsiaTheme="majorHAnsi" w:hAnsiTheme="majorHAnsi"/>
-          <w:sz w:val="28"/>
-          <w:szCs w:val="28"/>
-        </w:rPr>
-      </w:pPr>
-      <w:r>
-        <w:rPr>
-          <w:rFonts w:asciiTheme="majorHAnsi" w:eastAsiaTheme="majorHAnsi" w:hAnsiTheme="majorHAnsi" w:hint="eastAsia"/>
-          <w:sz w:val="28"/>
-          <w:szCs w:val="28"/>
-        </w:rPr>
-        <w:t>この身この世も三光</w:t>
-      </w:r>
-    </w:p>
-    <w:p>
-      <w:pPr>
-        <w:spacing w:line="0" w:lineRule="atLeast"/>
-        <w:jc w:val="left"/>
-        <w:rPr>
-          <w:rFonts w:asciiTheme="majorHAnsi" w:eastAsiaTheme="majorHAnsi" w:hAnsiTheme="majorHAnsi"/>
-          <w:sz w:val="28"/>
-          <w:szCs w:val="28"/>
-        </w:rPr>
-      </w:pPr>
-      <w:r>
-        <w:rPr>
-          <w:rFonts w:asciiTheme="majorHAnsi" w:eastAsiaTheme="majorHAnsi" w:hAnsiTheme="majorHAnsi" w:hint="eastAsia"/>
-          <w:sz w:val="28"/>
-          <w:szCs w:val="28"/>
-        </w:rPr>
-        <w:t>あらば、弥栄あれと奉る</w:t>
-      </w:r>
-    </w:p>
-    <w:p>
-      <w:pPr>
-        <w:spacing w:line="0" w:lineRule="atLeast"/>
-        <w:jc w:val="right"/>
-        <w:rPr>
-          <w:rFonts w:asciiTheme="majorHAnsi" w:eastAsiaTheme="majorHAnsi" w:hAnsiTheme="majorHAnsi"/>
+        <w:t>：</w:t>
+      </w:r>
+      <w:r>
+        <w:rPr>
+          <w:rFonts w:asciiTheme="majorHAnsi" w:eastAsiaTheme="majorHAnsi" w:hAnsiTheme="majorHAnsi"/>
+          <w:b/>
+          <w:bCs/>
           <w:sz w:val="24"/>
           <w:szCs w:val="24"/>
         </w:rPr>
-      </w:pPr>
-      <w:r>
-        <w:rPr>
-          <w:rFonts w:asciiTheme="majorHAnsi" w:eastAsiaTheme="majorHAnsi" w:hAnsiTheme="majorHAnsi" w:hint="eastAsia"/>
+        <w:t>大和龍弦</w:t>
+      </w:r>
+    </w:p>
+    <w:p>
+      <w:pPr>
+        <w:spacing w:line="0" w:lineRule="atLeast"/>
+        <w:rPr>
+          <w:rFonts w:asciiTheme="majorHAnsi" w:eastAsiaTheme="majorHAnsi" w:hAnsiTheme="majorHAnsi"/>
           <w:sz w:val="24"/>
           <w:szCs w:val="24"/>
         </w:rPr>
-        <w:t>2026-01-22</w:t>
+      </w:pPr>
+    </w:p>
+    <w:p>
+      <w:pPr>
+        <w:spacing w:line="0" w:lineRule="atLeast"/>
+        <w:jc w:val="left"/>
+        <w:rPr>
+          <w:rFonts w:asciiTheme="majorHAnsi" w:eastAsiaTheme="majorHAnsi" w:hAnsiTheme="majorHAnsi"/>
+          <w:sz w:val="28"/>
+          <w:szCs w:val="28"/>
+        </w:rPr>
+      </w:pPr>
+      <w:r>
+        <w:rPr>
+          <w:rFonts w:asciiTheme="majorHAnsi" w:eastAsiaTheme="majorHAnsi" w:hAnsiTheme="majorHAnsi" w:hint="eastAsia"/>
+          <w:sz w:val="28"/>
+          <w:szCs w:val="28"/>
+        </w:rPr>
+        <w:t>かしこみかしこみ称えける</w:t>
+      </w:r>
+    </w:p>
+    <w:p>
+      <w:pPr>
+        <w:spacing w:line="0" w:lineRule="atLeast"/>
+        <w:jc w:val="left"/>
+        <w:rPr>
+          <w:rFonts w:asciiTheme="majorHAnsi" w:eastAsiaTheme="majorHAnsi" w:hAnsiTheme="majorHAnsi"/>
+          <w:sz w:val="28"/>
+          <w:szCs w:val="28"/>
+        </w:rPr>
+      </w:pPr>
+      <w:r>
+        <w:rPr>
+          <w:rFonts w:asciiTheme="majorHAnsi" w:eastAsiaTheme="majorHAnsi" w:hAnsiTheme="majorHAnsi" w:hint="eastAsia"/>
+          <w:sz w:val="28"/>
+          <w:szCs w:val="28"/>
+        </w:rPr>
+        <w:t>この世を照らす三光に</w:t>
+      </w:r>
+    </w:p>
+    <w:p>
+      <w:pPr>
+        <w:spacing w:line="0" w:lineRule="atLeast"/>
+        <w:jc w:val="left"/>
+        <w:rPr>
+          <w:rFonts w:asciiTheme="majorHAnsi" w:eastAsiaTheme="majorHAnsi" w:hAnsiTheme="majorHAnsi"/>
+          <w:sz w:val="28"/>
+          <w:szCs w:val="28"/>
+        </w:rPr>
+      </w:pPr>
+      <w:r>
+        <w:rPr>
+          <w:rFonts w:asciiTheme="majorHAnsi" w:eastAsiaTheme="majorHAnsi" w:hAnsiTheme="majorHAnsi" w:hint="eastAsia"/>
+          <w:sz w:val="28"/>
+          <w:szCs w:val="28"/>
+        </w:rPr>
+        <w:t>感恩戴徳を奉らん</w:t>
+      </w:r>
+    </w:p>
+    <w:p>
+      <w:pPr>
+        <w:spacing w:line="0" w:lineRule="atLeast"/>
+        <w:jc w:val="left"/>
+        <w:rPr>
+          <w:rFonts w:asciiTheme="majorHAnsi" w:eastAsiaTheme="majorHAnsi" w:hAnsiTheme="majorHAnsi"/>
+          <w:sz w:val="28"/>
+          <w:szCs w:val="28"/>
+        </w:rPr>
+      </w:pPr>
+    </w:p>
+    <w:p>
+      <w:pPr>
+        <w:spacing w:line="0" w:lineRule="atLeast"/>
+        <w:jc w:val="left"/>
+        <w:rPr>
+          <w:rFonts w:asciiTheme="majorHAnsi" w:eastAsiaTheme="majorHAnsi" w:hAnsiTheme="majorHAnsi"/>
+          <w:sz w:val="28"/>
+          <w:szCs w:val="28"/>
+        </w:rPr>
+      </w:pPr>
+      <w:r>
+        <w:rPr>
+          <w:rFonts w:asciiTheme="majorHAnsi" w:eastAsiaTheme="majorHAnsi" w:hAnsiTheme="majorHAnsi" w:hint="eastAsia"/>
+          <w:sz w:val="28"/>
+          <w:szCs w:val="28"/>
+        </w:rPr>
+        <w:t xml:space="preserve">ひとつ自然の御恵みは　</w:t>
+      </w:r>
+    </w:p>
+    <w:p>
+      <w:pPr>
+        <w:spacing w:line="0" w:lineRule="atLeast"/>
+        <w:jc w:val="left"/>
+        <w:rPr>
+          <w:rFonts w:asciiTheme="majorHAnsi" w:eastAsiaTheme="majorHAnsi" w:hAnsiTheme="majorHAnsi"/>
+          <w:sz w:val="28"/>
+          <w:szCs w:val="28"/>
+        </w:rPr>
+      </w:pPr>
+      <w:r>
+        <w:rPr>
+          <w:rFonts w:asciiTheme="majorHAnsi" w:eastAsiaTheme="majorHAnsi" w:hAnsiTheme="majorHAnsi" w:hint="eastAsia"/>
+          <w:sz w:val="28"/>
+          <w:szCs w:val="28"/>
+        </w:rPr>
+        <w:t>山川草木息づき</w:t>
+      </w:r>
+      <w:proofErr w:type="gramStart"/>
+      <w:r>
+        <w:rPr>
+          <w:rFonts w:asciiTheme="majorHAnsi" w:eastAsiaTheme="majorHAnsi" w:hAnsiTheme="majorHAnsi" w:hint="eastAsia"/>
+          <w:sz w:val="28"/>
+          <w:szCs w:val="28"/>
+        </w:rPr>
+        <w:t>て</w:t>
+      </w:r>
+      <w:proofErr w:type="gramEnd"/>
+      <w:r>
+        <w:rPr>
+          <w:rFonts w:asciiTheme="majorHAnsi" w:eastAsiaTheme="majorHAnsi" w:hAnsiTheme="majorHAnsi" w:hint="eastAsia"/>
+          <w:sz w:val="28"/>
+          <w:szCs w:val="28"/>
+        </w:rPr>
+        <w:t xml:space="preserve">　</w:t>
+      </w:r>
+    </w:p>
+    <w:p>
+      <w:pPr>
+        <w:spacing w:line="0" w:lineRule="atLeast"/>
+        <w:jc w:val="left"/>
+        <w:rPr>
+          <w:rFonts w:asciiTheme="majorHAnsi" w:eastAsiaTheme="majorHAnsi" w:hAnsiTheme="majorHAnsi"/>
+          <w:sz w:val="28"/>
+          <w:szCs w:val="28"/>
+        </w:rPr>
+      </w:pPr>
+      <w:r>
+        <w:rPr>
+          <w:rFonts w:asciiTheme="majorHAnsi" w:eastAsiaTheme="majorHAnsi" w:hAnsiTheme="majorHAnsi" w:hint="eastAsia"/>
+          <w:sz w:val="28"/>
+          <w:szCs w:val="28"/>
+        </w:rPr>
+        <w:t xml:space="preserve">日輪昇り月満ちて　</w:t>
+      </w:r>
+    </w:p>
+    <w:p>
+      <w:pPr>
+        <w:spacing w:line="0" w:lineRule="atLeast"/>
+        <w:jc w:val="left"/>
+        <w:rPr>
+          <w:rFonts w:asciiTheme="majorHAnsi" w:eastAsiaTheme="majorHAnsi" w:hAnsiTheme="majorHAnsi"/>
+          <w:sz w:val="28"/>
+          <w:szCs w:val="28"/>
+        </w:rPr>
+      </w:pPr>
+      <w:r>
+        <w:rPr>
+          <w:rFonts w:asciiTheme="majorHAnsi" w:eastAsiaTheme="majorHAnsi" w:hAnsiTheme="majorHAnsi" w:hint="eastAsia"/>
+          <w:sz w:val="28"/>
+          <w:szCs w:val="28"/>
+        </w:rPr>
+        <w:t>八百万の神宿りたり</w:t>
+      </w:r>
+    </w:p>
+    <w:p>
+      <w:pPr>
+        <w:spacing w:line="0" w:lineRule="atLeast"/>
+        <w:jc w:val="left"/>
+        <w:rPr>
+          <w:rFonts w:asciiTheme="majorHAnsi" w:eastAsiaTheme="majorHAnsi" w:hAnsiTheme="majorHAnsi"/>
+          <w:sz w:val="28"/>
+          <w:szCs w:val="28"/>
+        </w:rPr>
+      </w:pPr>
+    </w:p>
+    <w:p>
+      <w:pPr>
+        <w:spacing w:line="0" w:lineRule="atLeast"/>
+        <w:jc w:val="left"/>
+        <w:rPr>
+          <w:rFonts w:asciiTheme="majorHAnsi" w:eastAsiaTheme="majorHAnsi" w:hAnsiTheme="majorHAnsi"/>
+          <w:sz w:val="28"/>
+          <w:szCs w:val="28"/>
+        </w:rPr>
+      </w:pPr>
+      <w:r>
+        <w:rPr>
+          <w:rFonts w:asciiTheme="majorHAnsi" w:eastAsiaTheme="majorHAnsi" w:hAnsiTheme="majorHAnsi" w:hint="eastAsia"/>
+          <w:sz w:val="28"/>
+          <w:szCs w:val="28"/>
+        </w:rPr>
+        <w:t>ひとつ知恵の御恵みは</w:t>
+      </w:r>
+    </w:p>
+    <w:p>
+      <w:pPr>
+        <w:spacing w:line="0" w:lineRule="atLeast"/>
+        <w:jc w:val="left"/>
+        <w:rPr>
+          <w:rFonts w:asciiTheme="majorHAnsi" w:eastAsiaTheme="majorHAnsi" w:hAnsiTheme="majorHAnsi"/>
+          <w:sz w:val="28"/>
+          <w:szCs w:val="28"/>
+        </w:rPr>
+      </w:pPr>
+      <w:r>
+        <w:rPr>
+          <w:rFonts w:asciiTheme="majorHAnsi" w:eastAsiaTheme="majorHAnsi" w:hAnsiTheme="majorHAnsi" w:hint="eastAsia"/>
+          <w:sz w:val="28"/>
+          <w:szCs w:val="28"/>
+        </w:rPr>
+        <w:t>火を授けたる霊妙に</w:t>
+      </w:r>
+    </w:p>
+    <w:p>
+      <w:pPr>
+        <w:spacing w:line="0" w:lineRule="atLeast"/>
+        <w:jc w:val="left"/>
+        <w:rPr>
+          <w:rFonts w:asciiTheme="majorHAnsi" w:eastAsiaTheme="majorHAnsi" w:hAnsiTheme="majorHAnsi"/>
+          <w:sz w:val="28"/>
+          <w:szCs w:val="28"/>
+        </w:rPr>
+      </w:pPr>
+      <w:r>
+        <w:rPr>
+          <w:rFonts w:asciiTheme="majorHAnsi" w:eastAsiaTheme="majorHAnsi" w:hAnsiTheme="majorHAnsi" w:hint="eastAsia"/>
+          <w:sz w:val="28"/>
+          <w:szCs w:val="28"/>
+        </w:rPr>
+        <w:t>言霊結び世を興し</w:t>
+      </w:r>
+    </w:p>
+    <w:p>
+      <w:pPr>
+        <w:spacing w:line="0" w:lineRule="atLeast"/>
+        <w:jc w:val="left"/>
+        <w:rPr>
+          <w:rFonts w:asciiTheme="majorHAnsi" w:eastAsiaTheme="majorHAnsi" w:hAnsiTheme="majorHAnsi"/>
+          <w:sz w:val="28"/>
+          <w:szCs w:val="28"/>
+        </w:rPr>
+      </w:pPr>
+      <w:r>
+        <w:rPr>
+          <w:rFonts w:asciiTheme="majorHAnsi" w:eastAsiaTheme="majorHAnsi" w:hAnsiTheme="majorHAnsi" w:hint="eastAsia"/>
+          <w:sz w:val="28"/>
+          <w:szCs w:val="28"/>
+        </w:rPr>
+        <w:t>理ひらく道となり</w:t>
+      </w:r>
+    </w:p>
+    <w:p>
+      <w:pPr>
+        <w:spacing w:line="0" w:lineRule="atLeast"/>
+        <w:jc w:val="left"/>
+        <w:rPr>
+          <w:rFonts w:asciiTheme="majorHAnsi" w:eastAsiaTheme="majorHAnsi" w:hAnsiTheme="majorHAnsi"/>
+          <w:sz w:val="28"/>
+          <w:szCs w:val="28"/>
+        </w:rPr>
+      </w:pPr>
+    </w:p>
+    <w:p>
+      <w:pPr>
+        <w:spacing w:line="0" w:lineRule="atLeast"/>
+        <w:jc w:val="left"/>
+        <w:rPr>
+          <w:rFonts w:asciiTheme="majorHAnsi" w:eastAsiaTheme="majorHAnsi" w:hAnsiTheme="majorHAnsi"/>
+          <w:sz w:val="28"/>
+          <w:szCs w:val="28"/>
+        </w:rPr>
+      </w:pPr>
+      <w:r>
+        <w:rPr>
+          <w:rFonts w:asciiTheme="majorHAnsi" w:eastAsiaTheme="majorHAnsi" w:hAnsiTheme="majorHAnsi" w:hint="eastAsia"/>
+          <w:sz w:val="28"/>
+          <w:szCs w:val="28"/>
+        </w:rPr>
+        <w:t>ひとつ慈悲の御恵みは</w:t>
+      </w:r>
+    </w:p>
+    <w:p>
+      <w:pPr>
+        <w:spacing w:line="0" w:lineRule="atLeast"/>
+        <w:jc w:val="left"/>
+        <w:rPr>
+          <w:rFonts w:asciiTheme="majorHAnsi" w:eastAsiaTheme="majorHAnsi" w:hAnsiTheme="majorHAnsi"/>
+          <w:sz w:val="28"/>
+          <w:szCs w:val="28"/>
+        </w:rPr>
+      </w:pPr>
+      <w:r>
+        <w:rPr>
+          <w:rFonts w:asciiTheme="majorHAnsi" w:eastAsiaTheme="majorHAnsi" w:hAnsiTheme="majorHAnsi" w:hint="eastAsia"/>
+          <w:sz w:val="28"/>
+          <w:szCs w:val="28"/>
+        </w:rPr>
+        <w:t>あわれを知り</w:t>
+      </w:r>
+      <w:proofErr w:type="gramStart"/>
+      <w:r>
+        <w:rPr>
+          <w:rFonts w:asciiTheme="majorHAnsi" w:eastAsiaTheme="majorHAnsi" w:hAnsiTheme="majorHAnsi" w:hint="eastAsia"/>
+          <w:sz w:val="28"/>
+          <w:szCs w:val="28"/>
+        </w:rPr>
+        <w:t>て</w:t>
+      </w:r>
+      <w:proofErr w:type="gramEnd"/>
+      <w:r>
+        <w:rPr>
+          <w:rFonts w:asciiTheme="majorHAnsi" w:eastAsiaTheme="majorHAnsi" w:hAnsiTheme="majorHAnsi" w:hint="eastAsia"/>
+          <w:sz w:val="28"/>
+          <w:szCs w:val="28"/>
+        </w:rPr>
+        <w:t>手をのべば</w:t>
+      </w:r>
+    </w:p>
+    <w:p>
+      <w:pPr>
+        <w:spacing w:line="0" w:lineRule="atLeast"/>
+        <w:jc w:val="left"/>
+        <w:rPr>
+          <w:rFonts w:asciiTheme="majorHAnsi" w:eastAsiaTheme="majorHAnsi" w:hAnsiTheme="majorHAnsi"/>
+          <w:sz w:val="28"/>
+          <w:szCs w:val="28"/>
+        </w:rPr>
+      </w:pPr>
+      <w:r>
+        <w:rPr>
+          <w:rFonts w:asciiTheme="majorHAnsi" w:eastAsiaTheme="majorHAnsi" w:hAnsiTheme="majorHAnsi" w:hint="eastAsia"/>
+          <w:sz w:val="28"/>
+          <w:szCs w:val="28"/>
+        </w:rPr>
+        <w:t>怨みも溶けて和らぎ</w:t>
+      </w:r>
+      <w:proofErr w:type="gramStart"/>
+      <w:r>
+        <w:rPr>
+          <w:rFonts w:asciiTheme="majorHAnsi" w:eastAsiaTheme="majorHAnsi" w:hAnsiTheme="majorHAnsi" w:hint="eastAsia"/>
+          <w:sz w:val="28"/>
+          <w:szCs w:val="28"/>
+        </w:rPr>
+        <w:t>て</w:t>
+      </w:r>
+      <w:proofErr w:type="gramEnd"/>
+    </w:p>
+    <w:p>
+      <w:pPr>
+        <w:spacing w:line="0" w:lineRule="atLeast"/>
+        <w:jc w:val="left"/>
+        <w:rPr>
+          <w:rFonts w:asciiTheme="majorHAnsi" w:eastAsiaTheme="majorHAnsi" w:hAnsiTheme="majorHAnsi"/>
+          <w:sz w:val="28"/>
+          <w:szCs w:val="28"/>
+        </w:rPr>
+      </w:pPr>
+      <w:r>
+        <w:rPr>
+          <w:rFonts w:asciiTheme="majorHAnsi" w:eastAsiaTheme="majorHAnsi" w:hAnsiTheme="majorHAnsi" w:hint="eastAsia"/>
+          <w:sz w:val="28"/>
+          <w:szCs w:val="28"/>
+        </w:rPr>
+        <w:t>御心ここに　あら</w:t>
+      </w:r>
+      <w:proofErr w:type="gramStart"/>
+      <w:r>
+        <w:rPr>
+          <w:rFonts w:asciiTheme="majorHAnsi" w:eastAsiaTheme="majorHAnsi" w:hAnsiTheme="majorHAnsi" w:hint="eastAsia"/>
+          <w:sz w:val="28"/>
+          <w:szCs w:val="28"/>
+        </w:rPr>
+        <w:t>はるる</w:t>
+      </w:r>
+      <w:proofErr w:type="gramEnd"/>
+    </w:p>
+    <w:p>
+      <w:pPr>
+        <w:spacing w:line="0" w:lineRule="atLeast"/>
+        <w:jc w:val="left"/>
+        <w:rPr>
+          <w:rFonts w:asciiTheme="majorHAnsi" w:eastAsiaTheme="majorHAnsi" w:hAnsiTheme="majorHAnsi"/>
+          <w:sz w:val="28"/>
+          <w:szCs w:val="28"/>
+        </w:rPr>
+      </w:pPr>
+    </w:p>
+    <w:p>
+      <w:pPr>
+        <w:spacing w:line="0" w:lineRule="atLeast"/>
+        <w:jc w:val="left"/>
+        <w:rPr>
+          <w:rFonts w:asciiTheme="majorHAnsi" w:eastAsiaTheme="majorHAnsi" w:hAnsiTheme="majorHAnsi"/>
+          <w:sz w:val="28"/>
+          <w:szCs w:val="28"/>
+        </w:rPr>
+      </w:pPr>
+      <w:r>
+        <w:rPr>
+          <w:rFonts w:asciiTheme="majorHAnsi" w:eastAsiaTheme="majorHAnsi" w:hAnsiTheme="majorHAnsi" w:hint="eastAsia"/>
+          <w:sz w:val="28"/>
+          <w:szCs w:val="28"/>
+        </w:rPr>
+        <w:t>自然は身を生かし</w:t>
+      </w:r>
+    </w:p>
+    <w:p>
+      <w:pPr>
+        <w:spacing w:line="0" w:lineRule="atLeast"/>
+        <w:jc w:val="left"/>
+        <w:rPr>
+          <w:rFonts w:asciiTheme="majorHAnsi" w:eastAsiaTheme="majorHAnsi" w:hAnsiTheme="majorHAnsi"/>
+          <w:sz w:val="28"/>
+          <w:szCs w:val="28"/>
+        </w:rPr>
+      </w:pPr>
+      <w:r>
+        <w:rPr>
+          <w:rFonts w:asciiTheme="majorHAnsi" w:eastAsiaTheme="majorHAnsi" w:hAnsiTheme="majorHAnsi" w:hint="eastAsia"/>
+          <w:sz w:val="28"/>
+          <w:szCs w:val="28"/>
+        </w:rPr>
+        <w:t>知恵は世を導き</w:t>
+      </w:r>
+    </w:p>
+    <w:p>
+      <w:pPr>
+        <w:spacing w:line="0" w:lineRule="atLeast"/>
+        <w:jc w:val="left"/>
+        <w:rPr>
+          <w:rFonts w:asciiTheme="majorHAnsi" w:eastAsiaTheme="majorHAnsi" w:hAnsiTheme="majorHAnsi"/>
+          <w:sz w:val="28"/>
+          <w:szCs w:val="28"/>
+        </w:rPr>
+      </w:pPr>
+      <w:r>
+        <w:rPr>
+          <w:rFonts w:asciiTheme="majorHAnsi" w:eastAsiaTheme="majorHAnsi" w:hAnsiTheme="majorHAnsi" w:hint="eastAsia"/>
+          <w:sz w:val="28"/>
+          <w:szCs w:val="28"/>
+        </w:rPr>
+        <w:t>慈悲は魂照らしたもう</w:t>
+      </w:r>
+    </w:p>
+    <w:p>
+      <w:pPr>
+        <w:spacing w:line="0" w:lineRule="atLeast"/>
+        <w:jc w:val="left"/>
+        <w:rPr>
+          <w:rFonts w:asciiTheme="majorHAnsi" w:eastAsiaTheme="majorHAnsi" w:hAnsiTheme="majorHAnsi"/>
+          <w:sz w:val="28"/>
+          <w:szCs w:val="28"/>
+        </w:rPr>
+      </w:pPr>
+      <w:r>
+        <w:rPr>
+          <w:rFonts w:asciiTheme="majorHAnsi" w:eastAsiaTheme="majorHAnsi" w:hAnsiTheme="majorHAnsi" w:hint="eastAsia"/>
+          <w:sz w:val="28"/>
+          <w:szCs w:val="28"/>
+        </w:rPr>
+        <w:t>三光ひとつに融け合い</w:t>
+      </w:r>
+      <w:proofErr w:type="gramStart"/>
+      <w:r>
+        <w:rPr>
+          <w:rFonts w:asciiTheme="majorHAnsi" w:eastAsiaTheme="majorHAnsi" w:hAnsiTheme="majorHAnsi" w:hint="eastAsia"/>
+          <w:sz w:val="28"/>
+          <w:szCs w:val="28"/>
+        </w:rPr>
+        <w:t>て</w:t>
+      </w:r>
+      <w:proofErr w:type="gramEnd"/>
+    </w:p>
+    <w:p>
+      <w:pPr>
+        <w:spacing w:line="0" w:lineRule="atLeast"/>
+        <w:jc w:val="left"/>
+        <w:rPr>
+          <w:rFonts w:asciiTheme="majorHAnsi" w:eastAsiaTheme="majorHAnsi" w:hAnsiTheme="majorHAnsi"/>
+          <w:sz w:val="28"/>
+          <w:szCs w:val="28"/>
+        </w:rPr>
+      </w:pPr>
+      <w:r>
+        <w:rPr>
+          <w:rFonts w:asciiTheme="majorHAnsi" w:eastAsiaTheme="majorHAnsi" w:hAnsiTheme="majorHAnsi" w:hint="eastAsia"/>
+          <w:sz w:val="28"/>
+          <w:szCs w:val="28"/>
+        </w:rPr>
+        <w:t>今生ここに　息づけ</w:t>
+      </w:r>
+      <w:proofErr w:type="gramStart"/>
+      <w:r>
+        <w:rPr>
+          <w:rFonts w:asciiTheme="majorHAnsi" w:eastAsiaTheme="majorHAnsi" w:hAnsiTheme="majorHAnsi" w:hint="eastAsia"/>
+          <w:sz w:val="28"/>
+          <w:szCs w:val="28"/>
+        </w:rPr>
+        <w:t>り</w:t>
+      </w:r>
+      <w:proofErr w:type="gramEnd"/>
+    </w:p>
+    <w:p>
+      <w:pPr>
+        <w:spacing w:line="0" w:lineRule="atLeast"/>
+        <w:jc w:val="left"/>
+        <w:rPr>
+          <w:rFonts w:asciiTheme="majorHAnsi" w:eastAsiaTheme="majorHAnsi" w:hAnsiTheme="majorHAnsi"/>
+          <w:sz w:val="28"/>
+          <w:szCs w:val="28"/>
+        </w:rPr>
+      </w:pPr>
+    </w:p>
+    <w:p>
+      <w:pPr>
+        <w:spacing w:line="0" w:lineRule="atLeast"/>
+        <w:jc w:val="left"/>
+        <w:rPr>
+          <w:rFonts w:asciiTheme="majorHAnsi" w:eastAsiaTheme="majorHAnsi" w:hAnsiTheme="majorHAnsi"/>
+          <w:sz w:val="28"/>
+          <w:szCs w:val="28"/>
+        </w:rPr>
+      </w:pPr>
+      <w:r>
+        <w:rPr>
+          <w:rFonts w:asciiTheme="majorHAnsi" w:eastAsiaTheme="majorHAnsi" w:hAnsiTheme="majorHAnsi" w:hint="eastAsia"/>
+          <w:sz w:val="28"/>
+          <w:szCs w:val="28"/>
+        </w:rPr>
+        <w:t>この身この世も三光</w:t>
+      </w:r>
+    </w:p>
+    <w:p>
+      <w:pPr>
+        <w:spacing w:line="0" w:lineRule="atLeast"/>
+        <w:jc w:val="left"/>
+        <w:rPr>
+          <w:rFonts w:asciiTheme="majorHAnsi" w:eastAsiaTheme="majorHAnsi" w:hAnsiTheme="majorHAnsi"/>
+          <w:sz w:val="28"/>
+          <w:szCs w:val="28"/>
+        </w:rPr>
+      </w:pPr>
+      <w:r>
+        <w:rPr>
+          <w:rFonts w:asciiTheme="majorHAnsi" w:eastAsiaTheme="majorHAnsi" w:hAnsiTheme="majorHAnsi" w:hint="eastAsia"/>
+          <w:sz w:val="28"/>
+          <w:szCs w:val="28"/>
+        </w:rPr>
+        <w:t>あらば、弥栄あれと奉る</w:t>
+      </w:r>
+    </w:p>
+    <w:p>
+      <w:pPr>
+        <w:spacing w:line="0" w:lineRule="atLeast"/>
+        <w:jc w:val="right"/>
+        <w:rPr>
+          <w:rFonts w:asciiTheme="majorHAnsi" w:eastAsiaTheme="majorHAnsi" w:hAnsiTheme="majorHAnsi"/>
+          <w:sz w:val="24"/>
+          <w:szCs w:val="24"/>
+        </w:rPr>
+      </w:pPr>
+      <w:r>
+        <w:rPr>
+          <w:rFonts w:asciiTheme="majorHAnsi" w:eastAsiaTheme="majorHAnsi" w:hAnsiTheme="majorHAnsi" w:hint="eastAsia"/>
+          <w:sz w:val="24"/>
+          <w:szCs w:val="24"/>
+        </w:rPr>
+        <w:t>2026-0</w:t>
+      </w:r>
+      <w:r>
+        <w:rPr>
+          <w:rFonts w:asciiTheme="majorHAnsi" w:eastAsiaTheme="majorHAnsi" w:hAnsiTheme="majorHAnsi" w:hint="eastAsia"/>
+          <w:sz w:val="24"/>
+          <w:szCs w:val="24"/>
+        </w:rPr>
+        <w:t>3</w:t>
+      </w:r>
+      <w:r>
+        <w:rPr>
+          <w:rFonts w:asciiTheme="majorHAnsi" w:eastAsiaTheme="majorHAnsi" w:hAnsiTheme="majorHAnsi" w:hint="eastAsia"/>
+          <w:sz w:val="24"/>
+          <w:szCs w:val="24"/>
+        </w:rPr>
+        <w:t>-2</w:t>
+      </w:r>
+      <w:r>
+        <w:rPr>
+          <w:rFonts w:asciiTheme="majorHAnsi" w:eastAsiaTheme="majorHAnsi" w:hAnsiTheme="majorHAnsi" w:hint="eastAsia"/>
+          <w:sz w:val="24"/>
+          <w:szCs w:val="24"/>
+        </w:rPr>
+        <w:t>3</w:t>
       </w:r>
     </w:p>
     <w:sectPr>

--- a/MuseScore/薩摩琵琶/三光.docx
+++ b/MuseScore/薩摩琵琶/三光.docx
@@ -23,6 +23,16 @@
         </w:rPr>
         <w:t>三光</w:t>
       </w:r>
+      <w:r>
+        <w:rPr>
+          <w:rFonts w:asciiTheme="majorHAnsi" w:eastAsiaTheme="majorHAnsi" w:hAnsiTheme="majorHAnsi"/>
+          <w:b/>
+          <w:bCs/>
+          <w:sz w:val="36"/>
+          <w:szCs w:val="36"/>
+        </w:rPr>
+        <w:t>讃歌</w:t>
+      </w:r>
     </w:p>
     <w:p>
       <w:pPr>
@@ -109,568 +119,624 @@
       </w:pPr>
       <w:r>
         <w:rPr>
+          <w:rFonts w:asciiTheme="majorHAnsi" w:eastAsiaTheme="majorHAnsi" w:hAnsiTheme="majorHAnsi"/>
+          <w:sz w:val="28"/>
+          <w:szCs w:val="28"/>
+        </w:rPr>
+        <w:t>ここにかしこみ</w:t>
+      </w:r>
+      <w:proofErr w:type="gramStart"/>
+      <w:r>
+        <w:rPr>
+          <w:rFonts w:asciiTheme="majorHAnsi" w:eastAsiaTheme="majorHAnsi" w:hAnsiTheme="majorHAnsi"/>
+          <w:sz w:val="28"/>
+          <w:szCs w:val="28"/>
+        </w:rPr>
+        <w:t>讃え</w:t>
+      </w:r>
+      <w:proofErr w:type="gramEnd"/>
+      <w:r>
+        <w:rPr>
+          <w:rFonts w:asciiTheme="majorHAnsi" w:eastAsiaTheme="majorHAnsi" w:hAnsiTheme="majorHAnsi"/>
+          <w:sz w:val="28"/>
+          <w:szCs w:val="28"/>
+        </w:rPr>
+        <w:t>ける</w:t>
+      </w:r>
+    </w:p>
+    <w:p>
+      <w:pPr>
+        <w:spacing w:line="0" w:lineRule="atLeast"/>
+        <w:jc w:val="left"/>
+        <w:rPr>
+          <w:rFonts w:asciiTheme="majorHAnsi" w:eastAsiaTheme="majorHAnsi" w:hAnsiTheme="majorHAnsi"/>
+          <w:sz w:val="28"/>
+          <w:szCs w:val="28"/>
+        </w:rPr>
+      </w:pPr>
+      <w:r>
+        <w:rPr>
+          <w:rFonts w:asciiTheme="majorHAnsi" w:eastAsiaTheme="majorHAnsi" w:hAnsiTheme="majorHAnsi"/>
+          <w:sz w:val="28"/>
+          <w:szCs w:val="28"/>
+        </w:rPr>
+        <w:t>この世を照らす三光に</w:t>
+      </w:r>
+    </w:p>
+    <w:p>
+      <w:pPr>
+        <w:spacing w:line="0" w:lineRule="atLeast"/>
+        <w:jc w:val="left"/>
+        <w:rPr>
+          <w:rFonts w:asciiTheme="majorHAnsi" w:eastAsiaTheme="majorHAnsi" w:hAnsiTheme="majorHAnsi"/>
+          <w:sz w:val="28"/>
+          <w:szCs w:val="28"/>
+        </w:rPr>
+      </w:pPr>
+      <w:r>
+        <w:rPr>
+          <w:rFonts w:asciiTheme="majorHAnsi" w:eastAsiaTheme="majorHAnsi" w:hAnsiTheme="majorHAnsi"/>
+          <w:sz w:val="28"/>
+          <w:szCs w:val="28"/>
+        </w:rPr>
+        <w:t>感恩戴徳を奉らん</w:t>
+      </w:r>
+    </w:p>
+    <w:p>
+      <w:pPr>
+        <w:spacing w:line="0" w:lineRule="atLeast"/>
+        <w:jc w:val="left"/>
+        <w:rPr>
+          <w:rFonts w:asciiTheme="majorHAnsi" w:eastAsiaTheme="majorHAnsi" w:hAnsiTheme="majorHAnsi"/>
+          <w:sz w:val="28"/>
+          <w:szCs w:val="28"/>
+        </w:rPr>
+      </w:pPr>
+    </w:p>
+    <w:p>
+      <w:pPr>
+        <w:spacing w:line="0" w:lineRule="atLeast"/>
+        <w:jc w:val="left"/>
+        <w:rPr>
+          <w:rFonts w:asciiTheme="majorHAnsi" w:eastAsiaTheme="majorHAnsi" w:hAnsiTheme="majorHAnsi"/>
+          <w:sz w:val="28"/>
+          <w:szCs w:val="28"/>
+        </w:rPr>
+      </w:pPr>
+      <w:r>
+        <w:rPr>
+          <w:rFonts w:asciiTheme="majorHAnsi" w:eastAsiaTheme="majorHAnsi" w:hAnsiTheme="majorHAnsi"/>
+          <w:sz w:val="28"/>
+          <w:szCs w:val="28"/>
+        </w:rPr>
+        <w:t>ひとつ⾃然の御恵みは</w:t>
+      </w:r>
+    </w:p>
+    <w:p>
+      <w:pPr>
+        <w:spacing w:line="0" w:lineRule="atLeast"/>
+        <w:jc w:val="left"/>
+        <w:rPr>
+          <w:rFonts w:asciiTheme="majorHAnsi" w:eastAsiaTheme="majorHAnsi" w:hAnsiTheme="majorHAnsi"/>
+          <w:sz w:val="28"/>
+          <w:szCs w:val="28"/>
+        </w:rPr>
+      </w:pPr>
+      <w:r>
+        <w:rPr>
+          <w:rFonts w:asciiTheme="majorHAnsi" w:eastAsiaTheme="majorHAnsi" w:hAnsiTheme="majorHAnsi"/>
+          <w:sz w:val="28"/>
+          <w:szCs w:val="28"/>
+        </w:rPr>
+        <w:t>草⽊⼭河の息づき</w:t>
+      </w:r>
+      <w:proofErr w:type="gramStart"/>
+      <w:r>
+        <w:rPr>
+          <w:rFonts w:asciiTheme="majorHAnsi" w:eastAsiaTheme="majorHAnsi" w:hAnsiTheme="majorHAnsi"/>
+          <w:sz w:val="28"/>
+          <w:szCs w:val="28"/>
+        </w:rPr>
+        <w:t>て</w:t>
+      </w:r>
+      <w:proofErr w:type="gramEnd"/>
+    </w:p>
+    <w:p>
+      <w:pPr>
+        <w:spacing w:line="0" w:lineRule="atLeast"/>
+        <w:jc w:val="left"/>
+        <w:rPr>
+          <w:rFonts w:asciiTheme="majorHAnsi" w:eastAsiaTheme="majorHAnsi" w:hAnsiTheme="majorHAnsi"/>
+          <w:sz w:val="28"/>
+          <w:szCs w:val="28"/>
+        </w:rPr>
+      </w:pPr>
+      <w:r>
+        <w:rPr>
+          <w:rFonts w:asciiTheme="majorHAnsi" w:eastAsiaTheme="majorHAnsi" w:hAnsiTheme="majorHAnsi"/>
+          <w:sz w:val="28"/>
+          <w:szCs w:val="28"/>
+        </w:rPr>
+        <w:t>⽇輪昇り⽉満ちて</w:t>
+      </w:r>
+    </w:p>
+    <w:p>
+      <w:pPr>
+        <w:spacing w:line="0" w:lineRule="atLeast"/>
+        <w:jc w:val="left"/>
+        <w:rPr>
+          <w:rFonts w:asciiTheme="majorHAnsi" w:eastAsiaTheme="majorHAnsi" w:hAnsiTheme="majorHAnsi"/>
+          <w:sz w:val="28"/>
+          <w:szCs w:val="28"/>
+        </w:rPr>
+      </w:pPr>
+      <w:r>
+        <w:rPr>
+          <w:rFonts w:asciiTheme="majorHAnsi" w:eastAsiaTheme="majorHAnsi" w:hAnsiTheme="majorHAnsi"/>
+          <w:sz w:val="28"/>
+          <w:szCs w:val="28"/>
+        </w:rPr>
+        <w:t>⼋百万の神宿りたり</w:t>
+      </w:r>
+    </w:p>
+    <w:p>
+      <w:pPr>
+        <w:spacing w:line="0" w:lineRule="atLeast"/>
+        <w:jc w:val="left"/>
+        <w:rPr>
+          <w:rFonts w:asciiTheme="majorHAnsi" w:eastAsiaTheme="majorHAnsi" w:hAnsiTheme="majorHAnsi"/>
+          <w:sz w:val="28"/>
+          <w:szCs w:val="28"/>
+        </w:rPr>
+      </w:pPr>
+    </w:p>
+    <w:p>
+      <w:pPr>
+        <w:spacing w:line="0" w:lineRule="atLeast"/>
+        <w:jc w:val="left"/>
+        <w:rPr>
+          <w:rFonts w:asciiTheme="majorHAnsi" w:eastAsiaTheme="majorHAnsi" w:hAnsiTheme="majorHAnsi"/>
+          <w:sz w:val="28"/>
+          <w:szCs w:val="28"/>
+        </w:rPr>
+      </w:pPr>
+      <w:r>
+        <w:rPr>
+          <w:rFonts w:asciiTheme="majorHAnsi" w:eastAsiaTheme="majorHAnsi" w:hAnsiTheme="majorHAnsi"/>
+          <w:sz w:val="28"/>
+          <w:szCs w:val="28"/>
+        </w:rPr>
+        <w:t>ひとつ知恵の御恵みは</w:t>
+      </w:r>
+    </w:p>
+    <w:p>
+      <w:pPr>
+        <w:spacing w:line="0" w:lineRule="atLeast"/>
+        <w:jc w:val="left"/>
+        <w:rPr>
+          <w:rFonts w:asciiTheme="majorHAnsi" w:eastAsiaTheme="majorHAnsi" w:hAnsiTheme="majorHAnsi"/>
+          <w:sz w:val="28"/>
+          <w:szCs w:val="28"/>
+        </w:rPr>
+      </w:pPr>
+      <w:r>
+        <w:rPr>
+          <w:rFonts w:asciiTheme="majorHAnsi" w:eastAsiaTheme="majorHAnsi" w:hAnsiTheme="majorHAnsi"/>
+          <w:sz w:val="28"/>
+          <w:szCs w:val="28"/>
+        </w:rPr>
+        <w:t>⽕を授けたる霊妙に</w:t>
+      </w:r>
+    </w:p>
+    <w:p>
+      <w:pPr>
+        <w:spacing w:line="0" w:lineRule="atLeast"/>
+        <w:jc w:val="left"/>
+        <w:rPr>
+          <w:rFonts w:asciiTheme="majorHAnsi" w:eastAsiaTheme="majorHAnsi" w:hAnsiTheme="majorHAnsi"/>
+          <w:sz w:val="28"/>
+          <w:szCs w:val="28"/>
+        </w:rPr>
+      </w:pPr>
+      <w:r>
+        <w:rPr>
+          <w:rFonts w:asciiTheme="majorHAnsi" w:eastAsiaTheme="majorHAnsi" w:hAnsiTheme="majorHAnsi"/>
+          <w:sz w:val="28"/>
+          <w:szCs w:val="28"/>
+        </w:rPr>
+        <w:t>⾔霊結び世を興し</w:t>
+      </w:r>
+    </w:p>
+    <w:p>
+      <w:pPr>
+        <w:spacing w:line="0" w:lineRule="atLeast"/>
+        <w:jc w:val="left"/>
+        <w:rPr>
+          <w:rFonts w:asciiTheme="majorHAnsi" w:eastAsiaTheme="majorHAnsi" w:hAnsiTheme="majorHAnsi"/>
+          <w:sz w:val="28"/>
+          <w:szCs w:val="28"/>
+        </w:rPr>
+      </w:pPr>
+      <w:r>
+        <w:rPr>
+          <w:rFonts w:asciiTheme="majorHAnsi" w:eastAsiaTheme="majorHAnsi" w:hAnsiTheme="majorHAnsi"/>
+          <w:sz w:val="28"/>
+          <w:szCs w:val="28"/>
+        </w:rPr>
+        <w:t>理ひらく道となりけり</w:t>
+      </w:r>
+    </w:p>
+    <w:p>
+      <w:pPr>
+        <w:spacing w:line="0" w:lineRule="atLeast"/>
+        <w:jc w:val="left"/>
+        <w:rPr>
+          <w:rFonts w:asciiTheme="majorHAnsi" w:eastAsiaTheme="majorHAnsi" w:hAnsiTheme="majorHAnsi"/>
+          <w:sz w:val="28"/>
+          <w:szCs w:val="28"/>
+        </w:rPr>
+      </w:pPr>
+    </w:p>
+    <w:p>
+      <w:pPr>
+        <w:spacing w:line="0" w:lineRule="atLeast"/>
+        <w:jc w:val="left"/>
+        <w:rPr>
+          <w:rFonts w:asciiTheme="majorHAnsi" w:eastAsiaTheme="majorHAnsi" w:hAnsiTheme="majorHAnsi"/>
+          <w:sz w:val="28"/>
+          <w:szCs w:val="28"/>
+        </w:rPr>
+      </w:pPr>
+      <w:r>
+        <w:rPr>
+          <w:rFonts w:asciiTheme="majorHAnsi" w:eastAsiaTheme="majorHAnsi" w:hAnsiTheme="majorHAnsi"/>
+          <w:sz w:val="28"/>
+          <w:szCs w:val="28"/>
+        </w:rPr>
+        <w:t>ひとつ慈悲の御恵みは</w:t>
+      </w:r>
+    </w:p>
+    <w:p>
+      <w:pPr>
+        <w:spacing w:line="0" w:lineRule="atLeast"/>
+        <w:jc w:val="left"/>
+        <w:rPr>
+          <w:rFonts w:asciiTheme="majorHAnsi" w:eastAsiaTheme="majorHAnsi" w:hAnsiTheme="majorHAnsi"/>
+          <w:sz w:val="28"/>
+          <w:szCs w:val="28"/>
+        </w:rPr>
+      </w:pPr>
+      <w:r>
+        <w:rPr>
+          <w:rFonts w:asciiTheme="majorHAnsi" w:eastAsiaTheme="majorHAnsi" w:hAnsiTheme="majorHAnsi"/>
+          <w:sz w:val="28"/>
+          <w:szCs w:val="28"/>
+        </w:rPr>
+        <w:t>あわれを知り</w:t>
+      </w:r>
+      <w:proofErr w:type="gramStart"/>
+      <w:r>
+        <w:rPr>
+          <w:rFonts w:asciiTheme="majorHAnsi" w:eastAsiaTheme="majorHAnsi" w:hAnsiTheme="majorHAnsi"/>
+          <w:sz w:val="28"/>
+          <w:szCs w:val="28"/>
+        </w:rPr>
+        <w:t>て</w:t>
+      </w:r>
+      <w:proofErr w:type="gramEnd"/>
+      <w:r>
+        <w:rPr>
+          <w:rFonts w:asciiTheme="majorHAnsi" w:eastAsiaTheme="majorHAnsi" w:hAnsiTheme="majorHAnsi"/>
+          <w:sz w:val="28"/>
+          <w:szCs w:val="28"/>
+        </w:rPr>
+        <w:t>⼿をのべば</w:t>
+      </w:r>
+    </w:p>
+    <w:p>
+      <w:pPr>
+        <w:spacing w:line="0" w:lineRule="atLeast"/>
+        <w:jc w:val="left"/>
+        <w:rPr>
+          <w:rFonts w:asciiTheme="majorHAnsi" w:eastAsiaTheme="majorHAnsi" w:hAnsiTheme="majorHAnsi"/>
+          <w:sz w:val="28"/>
+          <w:szCs w:val="28"/>
+        </w:rPr>
+      </w:pPr>
+      <w:r>
+        <w:rPr>
+          <w:rFonts w:asciiTheme="majorHAnsi" w:eastAsiaTheme="majorHAnsi" w:hAnsiTheme="majorHAnsi"/>
+          <w:sz w:val="28"/>
+          <w:szCs w:val="28"/>
+        </w:rPr>
+        <w:t>怨みも溶けて和らぎ</w:t>
+      </w:r>
+      <w:proofErr w:type="gramStart"/>
+      <w:r>
+        <w:rPr>
+          <w:rFonts w:asciiTheme="majorHAnsi" w:eastAsiaTheme="majorHAnsi" w:hAnsiTheme="majorHAnsi"/>
+          <w:sz w:val="28"/>
+          <w:szCs w:val="28"/>
+        </w:rPr>
+        <w:t>て</w:t>
+      </w:r>
+      <w:proofErr w:type="gramEnd"/>
+    </w:p>
+    <w:p>
+      <w:pPr>
+        <w:spacing w:line="0" w:lineRule="atLeast"/>
+        <w:jc w:val="left"/>
+        <w:rPr>
+          <w:rFonts w:asciiTheme="majorHAnsi" w:eastAsiaTheme="majorHAnsi" w:hAnsiTheme="majorHAnsi"/>
+          <w:sz w:val="28"/>
+          <w:szCs w:val="28"/>
+        </w:rPr>
+      </w:pPr>
+      <w:r>
+        <w:rPr>
+          <w:rFonts w:asciiTheme="majorHAnsi" w:eastAsiaTheme="majorHAnsi" w:hAnsiTheme="majorHAnsi"/>
+          <w:sz w:val="28"/>
+          <w:szCs w:val="28"/>
+        </w:rPr>
+        <w:t>御⼼ここに</w:t>
+      </w:r>
+      <w:r>
+        <w:rPr>
           <w:rFonts w:asciiTheme="majorHAnsi" w:eastAsiaTheme="majorHAnsi" w:hAnsiTheme="majorHAnsi" w:hint="eastAsia"/>
           <w:sz w:val="28"/>
           <w:szCs w:val="28"/>
         </w:rPr>
-        <w:t>かしこみかしこみ称えける</w:t>
-      </w:r>
-    </w:p>
-    <w:p>
-      <w:pPr>
-        <w:spacing w:line="0" w:lineRule="atLeast"/>
-        <w:jc w:val="left"/>
-        <w:rPr>
-          <w:rFonts w:asciiTheme="majorHAnsi" w:eastAsiaTheme="majorHAnsi" w:hAnsiTheme="majorHAnsi"/>
-          <w:sz w:val="28"/>
-          <w:szCs w:val="28"/>
-        </w:rPr>
-      </w:pPr>
-      <w:r>
-        <w:rPr>
-          <w:rFonts w:asciiTheme="majorHAnsi" w:eastAsiaTheme="majorHAnsi" w:hAnsiTheme="majorHAnsi" w:hint="eastAsia"/>
-          <w:sz w:val="28"/>
-          <w:szCs w:val="28"/>
-        </w:rPr>
-        <w:t>この世を照らす三光に</w:t>
-      </w:r>
-    </w:p>
-    <w:p>
-      <w:pPr>
-        <w:spacing w:line="0" w:lineRule="atLeast"/>
-        <w:jc w:val="left"/>
-        <w:rPr>
-          <w:rFonts w:asciiTheme="majorHAnsi" w:eastAsiaTheme="majorHAnsi" w:hAnsiTheme="majorHAnsi"/>
-          <w:sz w:val="28"/>
-          <w:szCs w:val="28"/>
-        </w:rPr>
-      </w:pPr>
-      <w:r>
-        <w:rPr>
-          <w:rFonts w:asciiTheme="majorHAnsi" w:eastAsiaTheme="majorHAnsi" w:hAnsiTheme="majorHAnsi" w:hint="eastAsia"/>
-          <w:sz w:val="28"/>
-          <w:szCs w:val="28"/>
-        </w:rPr>
-        <w:t>感恩戴徳を奉らん</w:t>
-      </w:r>
-    </w:p>
-    <w:p>
-      <w:pPr>
-        <w:spacing w:line="0" w:lineRule="atLeast"/>
-        <w:jc w:val="left"/>
-        <w:rPr>
-          <w:rFonts w:asciiTheme="majorHAnsi" w:eastAsiaTheme="majorHAnsi" w:hAnsiTheme="majorHAnsi"/>
-          <w:sz w:val="28"/>
-          <w:szCs w:val="28"/>
-        </w:rPr>
-      </w:pPr>
-    </w:p>
-    <w:p>
-      <w:pPr>
-        <w:spacing w:line="0" w:lineRule="atLeast"/>
-        <w:jc w:val="left"/>
-        <w:rPr>
-          <w:rFonts w:asciiTheme="majorHAnsi" w:eastAsiaTheme="majorHAnsi" w:hAnsiTheme="majorHAnsi"/>
-          <w:sz w:val="28"/>
-          <w:szCs w:val="28"/>
-        </w:rPr>
-      </w:pPr>
-      <w:r>
-        <w:rPr>
-          <w:rFonts w:asciiTheme="majorHAnsi" w:eastAsiaTheme="majorHAnsi" w:hAnsiTheme="majorHAnsi" w:hint="eastAsia"/>
-          <w:sz w:val="28"/>
-          <w:szCs w:val="28"/>
-        </w:rPr>
-        <w:t xml:space="preserve">ひとつ自然の御恵みは　</w:t>
-      </w:r>
-    </w:p>
-    <w:p>
-      <w:pPr>
-        <w:spacing w:line="0" w:lineRule="atLeast"/>
-        <w:jc w:val="left"/>
-        <w:rPr>
-          <w:rFonts w:asciiTheme="majorHAnsi" w:eastAsiaTheme="majorHAnsi" w:hAnsiTheme="majorHAnsi"/>
-          <w:sz w:val="28"/>
-          <w:szCs w:val="28"/>
-        </w:rPr>
-      </w:pPr>
-      <w:r>
-        <w:rPr>
-          <w:rFonts w:asciiTheme="majorHAnsi" w:eastAsiaTheme="majorHAnsi" w:hAnsiTheme="majorHAnsi" w:hint="eastAsia"/>
-          <w:sz w:val="28"/>
-          <w:szCs w:val="28"/>
-        </w:rPr>
-        <w:t>山川草木息づき</w:t>
+        <w:t xml:space="preserve"> </w:t>
+      </w:r>
+      <w:r>
+        <w:rPr>
+          <w:rFonts w:asciiTheme="majorHAnsi" w:eastAsiaTheme="majorHAnsi" w:hAnsiTheme="majorHAnsi"/>
+          <w:sz w:val="28"/>
+          <w:szCs w:val="28"/>
+        </w:rPr>
+        <w:t>あら</w:t>
       </w:r>
       <w:proofErr w:type="gramStart"/>
       <w:r>
         <w:rPr>
-          <w:rFonts w:asciiTheme="majorHAnsi" w:eastAsiaTheme="majorHAnsi" w:hAnsiTheme="majorHAnsi" w:hint="eastAsia"/>
+          <w:rFonts w:asciiTheme="majorHAnsi" w:eastAsiaTheme="majorHAnsi" w:hAnsiTheme="majorHAnsi"/>
+          <w:sz w:val="28"/>
+          <w:szCs w:val="28"/>
+        </w:rPr>
+        <w:t>はるる</w:t>
+      </w:r>
+      <w:proofErr w:type="gramEnd"/>
+    </w:p>
+    <w:p>
+      <w:pPr>
+        <w:spacing w:line="0" w:lineRule="atLeast"/>
+        <w:jc w:val="left"/>
+        <w:rPr>
+          <w:rFonts w:asciiTheme="majorHAnsi" w:eastAsiaTheme="majorHAnsi" w:hAnsiTheme="majorHAnsi"/>
+          <w:sz w:val="28"/>
+          <w:szCs w:val="28"/>
+        </w:rPr>
+      </w:pPr>
+    </w:p>
+    <w:p>
+      <w:pPr>
+        <w:spacing w:line="0" w:lineRule="atLeast"/>
+        <w:jc w:val="left"/>
+        <w:rPr>
+          <w:rFonts w:asciiTheme="majorHAnsi" w:eastAsiaTheme="majorHAnsi" w:hAnsiTheme="majorHAnsi"/>
+          <w:sz w:val="28"/>
+          <w:szCs w:val="28"/>
+        </w:rPr>
+      </w:pPr>
+      <w:r>
+        <w:rPr>
+          <w:rFonts w:asciiTheme="majorHAnsi" w:eastAsiaTheme="majorHAnsi" w:hAnsiTheme="majorHAnsi"/>
+          <w:sz w:val="28"/>
+          <w:szCs w:val="28"/>
+        </w:rPr>
+        <w:t>⾃然は⾝を⽣かし</w:t>
+      </w:r>
+    </w:p>
+    <w:p>
+      <w:pPr>
+        <w:spacing w:line="0" w:lineRule="atLeast"/>
+        <w:jc w:val="left"/>
+        <w:rPr>
+          <w:rFonts w:asciiTheme="majorHAnsi" w:eastAsiaTheme="majorHAnsi" w:hAnsiTheme="majorHAnsi"/>
+          <w:sz w:val="28"/>
+          <w:szCs w:val="28"/>
+        </w:rPr>
+      </w:pPr>
+      <w:r>
+        <w:rPr>
+          <w:rFonts w:asciiTheme="majorHAnsi" w:eastAsiaTheme="majorHAnsi" w:hAnsiTheme="majorHAnsi"/>
+          <w:sz w:val="28"/>
+          <w:szCs w:val="28"/>
+        </w:rPr>
+        <w:t>知恵は世を導きて</w:t>
+      </w:r>
+    </w:p>
+    <w:p>
+      <w:pPr>
+        <w:spacing w:line="0" w:lineRule="atLeast"/>
+        <w:jc w:val="left"/>
+        <w:rPr>
+          <w:rFonts w:asciiTheme="majorHAnsi" w:eastAsiaTheme="majorHAnsi" w:hAnsiTheme="majorHAnsi"/>
+          <w:sz w:val="28"/>
+          <w:szCs w:val="28"/>
+        </w:rPr>
+      </w:pPr>
+      <w:r>
+        <w:rPr>
+          <w:rFonts w:asciiTheme="majorHAnsi" w:eastAsiaTheme="majorHAnsi" w:hAnsiTheme="majorHAnsi"/>
+          <w:sz w:val="28"/>
+          <w:szCs w:val="28"/>
+        </w:rPr>
+        <w:t>慈悲は魂を照らしたもう</w:t>
+      </w:r>
+    </w:p>
+    <w:p>
+      <w:pPr>
+        <w:spacing w:line="0" w:lineRule="atLeast"/>
+        <w:jc w:val="left"/>
+        <w:rPr>
+          <w:rFonts w:asciiTheme="majorHAnsi" w:eastAsiaTheme="majorHAnsi" w:hAnsiTheme="majorHAnsi"/>
+          <w:sz w:val="28"/>
+          <w:szCs w:val="28"/>
+        </w:rPr>
+      </w:pPr>
+      <w:r>
+        <w:rPr>
+          <w:rFonts w:asciiTheme="majorHAnsi" w:eastAsiaTheme="majorHAnsi" w:hAnsiTheme="majorHAnsi"/>
+          <w:sz w:val="28"/>
+          <w:szCs w:val="28"/>
+        </w:rPr>
+        <w:t>三光ひとつに融け合い</w:t>
+      </w:r>
+      <w:proofErr w:type="gramStart"/>
+      <w:r>
+        <w:rPr>
+          <w:rFonts w:asciiTheme="majorHAnsi" w:eastAsiaTheme="majorHAnsi" w:hAnsiTheme="majorHAnsi"/>
           <w:sz w:val="28"/>
           <w:szCs w:val="28"/>
         </w:rPr>
         <w:t>て</w:t>
       </w:r>
       <w:proofErr w:type="gramEnd"/>
-      <w:r>
-        <w:rPr>
-          <w:rFonts w:asciiTheme="majorHAnsi" w:eastAsiaTheme="majorHAnsi" w:hAnsiTheme="majorHAnsi" w:hint="eastAsia"/>
-          <w:sz w:val="28"/>
-          <w:szCs w:val="28"/>
-        </w:rPr>
-        <w:t xml:space="preserve">　</w:t>
-      </w:r>
-    </w:p>
-    <w:p>
-      <w:pPr>
-        <w:spacing w:line="0" w:lineRule="atLeast"/>
-        <w:jc w:val="left"/>
-        <w:rPr>
-          <w:rFonts w:asciiTheme="majorHAnsi" w:eastAsiaTheme="majorHAnsi" w:hAnsiTheme="majorHAnsi"/>
-          <w:sz w:val="28"/>
-          <w:szCs w:val="28"/>
-        </w:rPr>
-      </w:pPr>
-      <w:r>
-        <w:rPr>
-          <w:rFonts w:asciiTheme="majorHAnsi" w:eastAsiaTheme="majorHAnsi" w:hAnsiTheme="majorHAnsi" w:hint="eastAsia"/>
-          <w:sz w:val="28"/>
-          <w:szCs w:val="28"/>
-        </w:rPr>
-        <w:t xml:space="preserve">日輪昇り月満ちて　</w:t>
-      </w:r>
-    </w:p>
-    <w:p>
-      <w:pPr>
-        <w:spacing w:line="0" w:lineRule="atLeast"/>
-        <w:jc w:val="left"/>
-        <w:rPr>
-          <w:rFonts w:asciiTheme="majorHAnsi" w:eastAsiaTheme="majorHAnsi" w:hAnsiTheme="majorHAnsi"/>
-          <w:sz w:val="28"/>
-          <w:szCs w:val="28"/>
-        </w:rPr>
-      </w:pPr>
-      <w:r>
-        <w:rPr>
-          <w:rFonts w:asciiTheme="majorHAnsi" w:eastAsiaTheme="majorHAnsi" w:hAnsiTheme="majorHAnsi" w:hint="eastAsia"/>
-          <w:sz w:val="28"/>
-          <w:szCs w:val="28"/>
-        </w:rPr>
-        <w:t>八百万の神宿りたり</w:t>
-      </w:r>
-    </w:p>
-    <w:p>
-      <w:pPr>
-        <w:spacing w:line="0" w:lineRule="atLeast"/>
-        <w:jc w:val="left"/>
-        <w:rPr>
-          <w:rFonts w:asciiTheme="majorHAnsi" w:eastAsiaTheme="majorHAnsi" w:hAnsiTheme="majorHAnsi"/>
-          <w:sz w:val="28"/>
-          <w:szCs w:val="28"/>
-        </w:rPr>
-      </w:pPr>
-    </w:p>
-    <w:p>
-      <w:pPr>
-        <w:spacing w:line="0" w:lineRule="atLeast"/>
-        <w:jc w:val="left"/>
-        <w:rPr>
-          <w:rFonts w:asciiTheme="majorHAnsi" w:eastAsiaTheme="majorHAnsi" w:hAnsiTheme="majorHAnsi"/>
-          <w:sz w:val="28"/>
-          <w:szCs w:val="28"/>
-        </w:rPr>
-      </w:pPr>
-      <w:r>
-        <w:rPr>
-          <w:rFonts w:asciiTheme="majorHAnsi" w:eastAsiaTheme="majorHAnsi" w:hAnsiTheme="majorHAnsi" w:hint="eastAsia"/>
-          <w:sz w:val="28"/>
-          <w:szCs w:val="28"/>
-        </w:rPr>
-        <w:t>ひとつ知恵の御恵みは</w:t>
-      </w:r>
-    </w:p>
-    <w:p>
-      <w:pPr>
-        <w:spacing w:line="0" w:lineRule="atLeast"/>
-        <w:jc w:val="left"/>
-        <w:rPr>
-          <w:rFonts w:asciiTheme="majorHAnsi" w:eastAsiaTheme="majorHAnsi" w:hAnsiTheme="majorHAnsi"/>
-          <w:sz w:val="28"/>
-          <w:szCs w:val="28"/>
-        </w:rPr>
-      </w:pPr>
-      <w:r>
-        <w:rPr>
-          <w:rFonts w:asciiTheme="majorHAnsi" w:eastAsiaTheme="majorHAnsi" w:hAnsiTheme="majorHAnsi" w:hint="eastAsia"/>
-          <w:sz w:val="28"/>
-          <w:szCs w:val="28"/>
-        </w:rPr>
-        <w:t>火を授けたる霊妙に</w:t>
-      </w:r>
-    </w:p>
-    <w:p>
-      <w:pPr>
-        <w:spacing w:line="0" w:lineRule="atLeast"/>
-        <w:jc w:val="left"/>
-        <w:rPr>
-          <w:rFonts w:asciiTheme="majorHAnsi" w:eastAsiaTheme="majorHAnsi" w:hAnsiTheme="majorHAnsi"/>
-          <w:sz w:val="28"/>
-          <w:szCs w:val="28"/>
-        </w:rPr>
-      </w:pPr>
-      <w:r>
-        <w:rPr>
-          <w:rFonts w:asciiTheme="majorHAnsi" w:eastAsiaTheme="majorHAnsi" w:hAnsiTheme="majorHAnsi" w:hint="eastAsia"/>
-          <w:sz w:val="28"/>
-          <w:szCs w:val="28"/>
-        </w:rPr>
-        <w:t>言霊結び世を興し</w:t>
-      </w:r>
-    </w:p>
-    <w:p>
-      <w:pPr>
-        <w:spacing w:line="0" w:lineRule="atLeast"/>
-        <w:jc w:val="left"/>
-        <w:rPr>
-          <w:rFonts w:asciiTheme="majorHAnsi" w:eastAsiaTheme="majorHAnsi" w:hAnsiTheme="majorHAnsi"/>
-          <w:sz w:val="28"/>
-          <w:szCs w:val="28"/>
-        </w:rPr>
-      </w:pPr>
-      <w:r>
-        <w:rPr>
-          <w:rFonts w:asciiTheme="majorHAnsi" w:eastAsiaTheme="majorHAnsi" w:hAnsiTheme="majorHAnsi" w:hint="eastAsia"/>
-          <w:sz w:val="28"/>
-          <w:szCs w:val="28"/>
-        </w:rPr>
-        <w:t>理ひらく道となり</w:t>
-      </w:r>
-    </w:p>
-    <w:p>
-      <w:pPr>
-        <w:spacing w:line="0" w:lineRule="atLeast"/>
-        <w:jc w:val="left"/>
-        <w:rPr>
-          <w:rFonts w:asciiTheme="majorHAnsi" w:eastAsiaTheme="majorHAnsi" w:hAnsiTheme="majorHAnsi"/>
-          <w:sz w:val="28"/>
-          <w:szCs w:val="28"/>
-        </w:rPr>
-      </w:pPr>
-    </w:p>
-    <w:p>
-      <w:pPr>
-        <w:spacing w:line="0" w:lineRule="atLeast"/>
-        <w:jc w:val="left"/>
-        <w:rPr>
-          <w:rFonts w:asciiTheme="majorHAnsi" w:eastAsiaTheme="majorHAnsi" w:hAnsiTheme="majorHAnsi"/>
-          <w:sz w:val="28"/>
-          <w:szCs w:val="28"/>
-        </w:rPr>
-      </w:pPr>
-      <w:r>
-        <w:rPr>
-          <w:rFonts w:asciiTheme="majorHAnsi" w:eastAsiaTheme="majorHAnsi" w:hAnsiTheme="majorHAnsi" w:hint="eastAsia"/>
-          <w:sz w:val="28"/>
-          <w:szCs w:val="28"/>
-        </w:rPr>
-        <w:t>ひとつ慈悲の御恵みは</w:t>
-      </w:r>
-    </w:p>
-    <w:p>
-      <w:pPr>
-        <w:spacing w:line="0" w:lineRule="atLeast"/>
-        <w:jc w:val="left"/>
-        <w:rPr>
-          <w:rFonts w:asciiTheme="majorHAnsi" w:eastAsiaTheme="majorHAnsi" w:hAnsiTheme="majorHAnsi"/>
-          <w:sz w:val="28"/>
-          <w:szCs w:val="28"/>
-        </w:rPr>
-      </w:pPr>
-      <w:r>
-        <w:rPr>
-          <w:rFonts w:asciiTheme="majorHAnsi" w:eastAsiaTheme="majorHAnsi" w:hAnsiTheme="majorHAnsi" w:hint="eastAsia"/>
-          <w:sz w:val="28"/>
-          <w:szCs w:val="28"/>
-        </w:rPr>
-        <w:t>あわれを知り</w:t>
+    </w:p>
+    <w:p>
+      <w:pPr>
+        <w:spacing w:line="0" w:lineRule="atLeast"/>
+        <w:jc w:val="left"/>
+        <w:rPr>
+          <w:rFonts w:asciiTheme="majorHAnsi" w:eastAsiaTheme="majorHAnsi" w:hAnsiTheme="majorHAnsi"/>
+          <w:sz w:val="28"/>
+          <w:szCs w:val="28"/>
+        </w:rPr>
+      </w:pPr>
+      <w:r>
+        <w:rPr>
+          <w:rFonts w:asciiTheme="majorHAnsi" w:eastAsiaTheme="majorHAnsi" w:hAnsiTheme="majorHAnsi"/>
+          <w:sz w:val="28"/>
+          <w:szCs w:val="28"/>
+        </w:rPr>
+        <w:t>今⽣ここに満ちにけり</w:t>
+      </w:r>
+    </w:p>
+    <w:p>
+      <w:pPr>
+        <w:spacing w:line="0" w:lineRule="atLeast"/>
+        <w:jc w:val="left"/>
+        <w:rPr>
+          <w:rFonts w:asciiTheme="majorHAnsi" w:eastAsiaTheme="majorHAnsi" w:hAnsiTheme="majorHAnsi"/>
+          <w:sz w:val="28"/>
+          <w:szCs w:val="28"/>
+        </w:rPr>
+      </w:pPr>
+    </w:p>
+    <w:p>
+      <w:pPr>
+        <w:spacing w:line="0" w:lineRule="atLeast"/>
+        <w:jc w:val="left"/>
+        <w:rPr>
+          <w:rFonts w:asciiTheme="majorHAnsi" w:eastAsiaTheme="majorHAnsi" w:hAnsiTheme="majorHAnsi"/>
+          <w:sz w:val="28"/>
+          <w:szCs w:val="28"/>
+        </w:rPr>
+      </w:pPr>
+      <w:r>
+        <w:rPr>
+          <w:rFonts w:asciiTheme="majorHAnsi" w:eastAsiaTheme="majorHAnsi" w:hAnsiTheme="majorHAnsi"/>
+          <w:sz w:val="28"/>
+          <w:szCs w:val="28"/>
+        </w:rPr>
+        <w:t>この⾝この世も</w:t>
+      </w:r>
+    </w:p>
+    <w:p>
+      <w:pPr>
+        <w:spacing w:line="0" w:lineRule="atLeast"/>
+        <w:jc w:val="left"/>
+        <w:rPr>
+          <w:rFonts w:asciiTheme="majorHAnsi" w:eastAsiaTheme="majorHAnsi" w:hAnsiTheme="majorHAnsi"/>
+          <w:sz w:val="28"/>
+          <w:szCs w:val="28"/>
+        </w:rPr>
+      </w:pPr>
+      <w:r>
+        <w:rPr>
+          <w:rFonts w:asciiTheme="majorHAnsi" w:eastAsiaTheme="majorHAnsi" w:hAnsiTheme="majorHAnsi"/>
+          <w:sz w:val="28"/>
+          <w:szCs w:val="28"/>
+        </w:rPr>
+        <w:t>三光のあら</w:t>
       </w:r>
       <w:proofErr w:type="gramStart"/>
       <w:r>
         <w:rPr>
-          <w:rFonts w:asciiTheme="majorHAnsi" w:eastAsiaTheme="majorHAnsi" w:hAnsiTheme="majorHAnsi" w:hint="eastAsia"/>
-          <w:sz w:val="28"/>
-          <w:szCs w:val="28"/>
-        </w:rPr>
-        <w:t>て</w:t>
+          <w:rFonts w:asciiTheme="majorHAnsi" w:eastAsiaTheme="majorHAnsi" w:hAnsiTheme="majorHAnsi"/>
+          <w:sz w:val="28"/>
+          <w:szCs w:val="28"/>
+        </w:rPr>
+        <w:t>ばこそ</w:t>
       </w:r>
       <w:proofErr w:type="gramEnd"/>
-      <w:r>
-        <w:rPr>
-          <w:rFonts w:asciiTheme="majorHAnsi" w:eastAsiaTheme="majorHAnsi" w:hAnsiTheme="majorHAnsi" w:hint="eastAsia"/>
-          <w:sz w:val="28"/>
-          <w:szCs w:val="28"/>
-        </w:rPr>
-        <w:t>手をのべば</w:t>
-      </w:r>
-    </w:p>
-    <w:p>
-      <w:pPr>
-        <w:spacing w:line="0" w:lineRule="atLeast"/>
-        <w:jc w:val="left"/>
-        <w:rPr>
-          <w:rFonts w:asciiTheme="majorHAnsi" w:eastAsiaTheme="majorHAnsi" w:hAnsiTheme="majorHAnsi"/>
-          <w:sz w:val="28"/>
-          <w:szCs w:val="28"/>
-        </w:rPr>
-      </w:pPr>
-      <w:r>
-        <w:rPr>
-          <w:rFonts w:asciiTheme="majorHAnsi" w:eastAsiaTheme="majorHAnsi" w:hAnsiTheme="majorHAnsi" w:hint="eastAsia"/>
-          <w:sz w:val="28"/>
-          <w:szCs w:val="28"/>
-        </w:rPr>
-        <w:t>怨みも溶けて和らぎ</w:t>
-      </w:r>
-      <w:proofErr w:type="gramStart"/>
-      <w:r>
-        <w:rPr>
-          <w:rFonts w:asciiTheme="majorHAnsi" w:eastAsiaTheme="majorHAnsi" w:hAnsiTheme="majorHAnsi" w:hint="eastAsia"/>
-          <w:sz w:val="28"/>
-          <w:szCs w:val="28"/>
-        </w:rPr>
-        <w:t>て</w:t>
-      </w:r>
-      <w:proofErr w:type="gramEnd"/>
-    </w:p>
-    <w:p>
-      <w:pPr>
-        <w:spacing w:line="0" w:lineRule="atLeast"/>
-        <w:jc w:val="left"/>
-        <w:rPr>
-          <w:rFonts w:asciiTheme="majorHAnsi" w:eastAsiaTheme="majorHAnsi" w:hAnsiTheme="majorHAnsi"/>
-          <w:sz w:val="28"/>
-          <w:szCs w:val="28"/>
-        </w:rPr>
-      </w:pPr>
-      <w:r>
-        <w:rPr>
-          <w:rFonts w:asciiTheme="majorHAnsi" w:eastAsiaTheme="majorHAnsi" w:hAnsiTheme="majorHAnsi" w:hint="eastAsia"/>
-          <w:sz w:val="28"/>
-          <w:szCs w:val="28"/>
-        </w:rPr>
-        <w:t>御心ここに　あら</w:t>
-      </w:r>
-      <w:proofErr w:type="gramStart"/>
-      <w:r>
-        <w:rPr>
-          <w:rFonts w:asciiTheme="majorHAnsi" w:eastAsiaTheme="majorHAnsi" w:hAnsiTheme="majorHAnsi" w:hint="eastAsia"/>
-          <w:sz w:val="28"/>
-          <w:szCs w:val="28"/>
-        </w:rPr>
-        <w:t>はるる</w:t>
-      </w:r>
-      <w:proofErr w:type="gramEnd"/>
-    </w:p>
-    <w:p>
-      <w:pPr>
-        <w:spacing w:line="0" w:lineRule="atLeast"/>
-        <w:jc w:val="left"/>
-        <w:rPr>
-          <w:rFonts w:asciiTheme="majorHAnsi" w:eastAsiaTheme="majorHAnsi" w:hAnsiTheme="majorHAnsi"/>
-          <w:sz w:val="28"/>
-          <w:szCs w:val="28"/>
-        </w:rPr>
-      </w:pPr>
-    </w:p>
-    <w:p>
-      <w:pPr>
-        <w:spacing w:line="0" w:lineRule="atLeast"/>
-        <w:jc w:val="left"/>
-        <w:rPr>
-          <w:rFonts w:asciiTheme="majorHAnsi" w:eastAsiaTheme="majorHAnsi" w:hAnsiTheme="majorHAnsi"/>
-          <w:sz w:val="28"/>
-          <w:szCs w:val="28"/>
-        </w:rPr>
-      </w:pPr>
-      <w:r>
-        <w:rPr>
-          <w:rFonts w:asciiTheme="majorHAnsi" w:eastAsiaTheme="majorHAnsi" w:hAnsiTheme="majorHAnsi" w:hint="eastAsia"/>
-          <w:sz w:val="28"/>
-          <w:szCs w:val="28"/>
-        </w:rPr>
-        <w:t>自然は身を生かし</w:t>
-      </w:r>
-    </w:p>
-    <w:p>
-      <w:pPr>
-        <w:spacing w:line="0" w:lineRule="atLeast"/>
-        <w:jc w:val="left"/>
-        <w:rPr>
-          <w:rFonts w:asciiTheme="majorHAnsi" w:eastAsiaTheme="majorHAnsi" w:hAnsiTheme="majorHAnsi"/>
-          <w:sz w:val="28"/>
-          <w:szCs w:val="28"/>
-        </w:rPr>
-      </w:pPr>
-      <w:r>
-        <w:rPr>
-          <w:rFonts w:asciiTheme="majorHAnsi" w:eastAsiaTheme="majorHAnsi" w:hAnsiTheme="majorHAnsi" w:hint="eastAsia"/>
-          <w:sz w:val="28"/>
-          <w:szCs w:val="28"/>
-        </w:rPr>
-        <w:t>知恵は世を導き</w:t>
-      </w:r>
-    </w:p>
-    <w:p>
-      <w:pPr>
-        <w:spacing w:line="0" w:lineRule="atLeast"/>
-        <w:jc w:val="left"/>
-        <w:rPr>
-          <w:rFonts w:asciiTheme="majorHAnsi" w:eastAsiaTheme="majorHAnsi" w:hAnsiTheme="majorHAnsi"/>
-          <w:sz w:val="28"/>
-          <w:szCs w:val="28"/>
-        </w:rPr>
-      </w:pPr>
-      <w:r>
-        <w:rPr>
-          <w:rFonts w:asciiTheme="majorHAnsi" w:eastAsiaTheme="majorHAnsi" w:hAnsiTheme="majorHAnsi" w:hint="eastAsia"/>
-          <w:sz w:val="28"/>
-          <w:szCs w:val="28"/>
-        </w:rPr>
-        <w:t>慈悲は魂照らしたもう</w:t>
-      </w:r>
-    </w:p>
-    <w:p>
-      <w:pPr>
-        <w:spacing w:line="0" w:lineRule="atLeast"/>
-        <w:jc w:val="left"/>
-        <w:rPr>
-          <w:rFonts w:asciiTheme="majorHAnsi" w:eastAsiaTheme="majorHAnsi" w:hAnsiTheme="majorHAnsi"/>
-          <w:sz w:val="28"/>
-          <w:szCs w:val="28"/>
-        </w:rPr>
-      </w:pPr>
-      <w:r>
-        <w:rPr>
-          <w:rFonts w:asciiTheme="majorHAnsi" w:eastAsiaTheme="majorHAnsi" w:hAnsiTheme="majorHAnsi" w:hint="eastAsia"/>
-          <w:sz w:val="28"/>
-          <w:szCs w:val="28"/>
-        </w:rPr>
-        <w:t>三光ひとつに融け合い</w:t>
-      </w:r>
-      <w:proofErr w:type="gramStart"/>
-      <w:r>
-        <w:rPr>
-          <w:rFonts w:asciiTheme="majorHAnsi" w:eastAsiaTheme="majorHAnsi" w:hAnsiTheme="majorHAnsi" w:hint="eastAsia"/>
-          <w:sz w:val="28"/>
-          <w:szCs w:val="28"/>
-        </w:rPr>
-        <w:t>て</w:t>
-      </w:r>
-      <w:proofErr w:type="gramEnd"/>
-    </w:p>
-    <w:p>
-      <w:pPr>
-        <w:spacing w:line="0" w:lineRule="atLeast"/>
-        <w:jc w:val="left"/>
-        <w:rPr>
-          <w:rFonts w:asciiTheme="majorHAnsi" w:eastAsiaTheme="majorHAnsi" w:hAnsiTheme="majorHAnsi"/>
-          <w:sz w:val="28"/>
-          <w:szCs w:val="28"/>
-        </w:rPr>
-      </w:pPr>
-      <w:r>
-        <w:rPr>
-          <w:rFonts w:asciiTheme="majorHAnsi" w:eastAsiaTheme="majorHAnsi" w:hAnsiTheme="majorHAnsi" w:hint="eastAsia"/>
-          <w:sz w:val="28"/>
-          <w:szCs w:val="28"/>
-        </w:rPr>
-        <w:t>今生ここに　息づけ</w:t>
-      </w:r>
-      <w:proofErr w:type="gramStart"/>
-      <w:r>
-        <w:rPr>
-          <w:rFonts w:asciiTheme="majorHAnsi" w:eastAsiaTheme="majorHAnsi" w:hAnsiTheme="majorHAnsi" w:hint="eastAsia"/>
-          <w:sz w:val="28"/>
-          <w:szCs w:val="28"/>
-        </w:rPr>
-        <w:t>り</w:t>
-      </w:r>
-      <w:proofErr w:type="gramEnd"/>
-    </w:p>
-    <w:p>
-      <w:pPr>
-        <w:spacing w:line="0" w:lineRule="atLeast"/>
-        <w:jc w:val="left"/>
-        <w:rPr>
-          <w:rFonts w:asciiTheme="majorHAnsi" w:eastAsiaTheme="majorHAnsi" w:hAnsiTheme="majorHAnsi"/>
-          <w:sz w:val="28"/>
-          <w:szCs w:val="28"/>
-        </w:rPr>
-      </w:pPr>
-    </w:p>
-    <w:p>
-      <w:pPr>
-        <w:spacing w:line="0" w:lineRule="atLeast"/>
-        <w:jc w:val="left"/>
-        <w:rPr>
-          <w:rFonts w:asciiTheme="majorHAnsi" w:eastAsiaTheme="majorHAnsi" w:hAnsiTheme="majorHAnsi"/>
-          <w:sz w:val="28"/>
-          <w:szCs w:val="28"/>
-        </w:rPr>
-      </w:pPr>
-      <w:r>
-        <w:rPr>
-          <w:rFonts w:asciiTheme="majorHAnsi" w:eastAsiaTheme="majorHAnsi" w:hAnsiTheme="majorHAnsi" w:hint="eastAsia"/>
-          <w:sz w:val="28"/>
-          <w:szCs w:val="28"/>
-        </w:rPr>
-        <w:t>この身この世も三光</w:t>
-      </w:r>
-    </w:p>
-    <w:p>
-      <w:pPr>
-        <w:spacing w:line="0" w:lineRule="atLeast"/>
-        <w:jc w:val="left"/>
-        <w:rPr>
-          <w:rFonts w:asciiTheme="majorHAnsi" w:eastAsiaTheme="majorHAnsi" w:hAnsiTheme="majorHAnsi"/>
-          <w:sz w:val="28"/>
-          <w:szCs w:val="28"/>
-        </w:rPr>
-      </w:pPr>
-      <w:r>
-        <w:rPr>
-          <w:rFonts w:asciiTheme="majorHAnsi" w:eastAsiaTheme="majorHAnsi" w:hAnsiTheme="majorHAnsi" w:hint="eastAsia"/>
-          <w:sz w:val="28"/>
-          <w:szCs w:val="28"/>
-        </w:rPr>
-        <w:t>あらば、弥栄あれと奉る</w:t>
+    </w:p>
+    <w:p>
+      <w:pPr>
+        <w:spacing w:line="0" w:lineRule="atLeast"/>
+        <w:jc w:val="left"/>
+        <w:rPr>
+          <w:rFonts w:asciiTheme="majorHAnsi" w:eastAsiaTheme="majorHAnsi" w:hAnsiTheme="majorHAnsi"/>
+          <w:sz w:val="28"/>
+          <w:szCs w:val="28"/>
+        </w:rPr>
+      </w:pPr>
+      <w:r>
+        <w:rPr>
+          <w:rFonts w:asciiTheme="majorHAnsi" w:eastAsiaTheme="majorHAnsi" w:hAnsiTheme="majorHAnsi"/>
+          <w:sz w:val="28"/>
+          <w:szCs w:val="28"/>
+        </w:rPr>
+        <w:t>弥栄あれと奉らん</w:t>
+      </w:r>
+    </w:p>
+    <w:p>
+      <w:pPr>
+        <w:spacing w:line="0" w:lineRule="atLeast"/>
+        <w:jc w:val="left"/>
+        <w:rPr>
+          <w:rFonts w:asciiTheme="majorHAnsi" w:eastAsiaTheme="majorHAnsi" w:hAnsiTheme="majorHAnsi"/>
+          <w:sz w:val="28"/>
+          <w:szCs w:val="28"/>
+        </w:rPr>
+      </w:pPr>
+      <w:r>
+        <w:rPr>
+          <w:rFonts w:asciiTheme="majorHAnsi" w:eastAsiaTheme="majorHAnsi" w:hAnsiTheme="majorHAnsi"/>
+          <w:sz w:val="28"/>
+          <w:szCs w:val="28"/>
+        </w:rPr>
+        <w:t>弥栄あれと奉らん</w:t>
       </w:r>
     </w:p>
     <w:p>
       <w:pPr>
         <w:spacing w:line="0" w:lineRule="atLeast"/>
         <w:jc w:val="right"/>
-        <w:rPr>
-          <w:rFonts w:asciiTheme="majorHAnsi" w:eastAsiaTheme="majorHAnsi" w:hAnsiTheme="majorHAnsi"/>
-          <w:sz w:val="24"/>
-          <w:szCs w:val="24"/>
-        </w:rPr>
-      </w:pPr>
-      <w:r>
         <w:rPr>
           <w:rFonts w:asciiTheme="majorHAnsi" w:eastAsiaTheme="majorHAnsi" w:hAnsiTheme="majorHAnsi" w:hint="eastAsia"/>
           <w:sz w:val="24"/>
           <w:szCs w:val="24"/>
         </w:rPr>
-        <w:t>2026-0</w:t>
-      </w:r>
+      </w:pPr>
       <w:r>
         <w:rPr>
           <w:rFonts w:asciiTheme="majorHAnsi" w:eastAsiaTheme="majorHAnsi" w:hAnsiTheme="majorHAnsi" w:hint="eastAsia"/>
           <w:sz w:val="24"/>
           <w:szCs w:val="24"/>
         </w:rPr>
-        <w:t>3</w:t>
+        <w:t>2026-0</w:t>
       </w:r>
       <w:r>
         <w:rPr>
@@ -678,7 +744,7 @@
           <w:sz w:val="24"/>
           <w:szCs w:val="24"/>
         </w:rPr>
-        <w:t>-2</w:t>
+        <w:t>4</w:t>
       </w:r>
       <w:r>
         <w:rPr>
@@ -686,7 +752,15 @@
           <w:sz w:val="24"/>
           <w:szCs w:val="24"/>
         </w:rPr>
-        <w:t>3</w:t>
+        <w:t>-</w:t>
+      </w:r>
+      <w:r>
+        <w:rPr>
+          <w:rFonts w:asciiTheme="majorHAnsi" w:eastAsiaTheme="majorHAnsi" w:hAnsiTheme="majorHAnsi" w:hint="eastAsia"/>
+          <w:sz w:val="24"/>
+          <w:szCs w:val="24"/>
+        </w:rPr>
+        <w:t>06</w:t>
       </w:r>
     </w:p>
     <w:sectPr>
@@ -1339,7 +1413,6 @@
   <w:style w:type="character" w:default="1" w:styleId="a0">
     <w:name w:val="Default Paragraph Font"/>
     <w:uiPriority w:val="1"/>
-    <w:semiHidden/>
     <w:unhideWhenUsed/>
   </w:style>
   <w:style w:type="table" w:default="1" w:styleId="a1">
